--- a/Coding 1 - year/Unit 3 - Conditionals/Daily Lesson Plans/Word/Day 65.docx
+++ b/Coding 1 - year/Unit 3 - Conditionals/Daily Lesson Plans/Word/Day 65.docx
@@ -50,12 +50,15 @@
               </w:rPr>
               <w:t xml:space="preserve">Coding I — Full Year</w:t>
             </w:r>
-          </w:p>
-          <w:p>
-            <w:pPr>
-              <w:spacing w:before="40"/>
-              <w:jc w:val="center"/>
-            </w:pPr>
+            <w:r>
+              <w:rPr>
+                <w:rFonts w:ascii="Arial" w:cs="Arial" w:eastAsia="Arial" w:hAnsi="Arial"/>
+                <w:sz w:val="16"/>
+                <w:szCs w:val="16"/>
+              </w:rPr>
+              <w:br/>
+              <w:t xml:space="preserve"/>
+            </w:r>
             <w:r>
               <w:rPr>
                 <w:rFonts w:ascii="Arial" w:cs="Arial" w:eastAsia="Arial" w:hAnsi="Arial"/>
@@ -83,7 +86,7 @@
           <w:rFonts w:ascii="Arial" w:cs="Arial" w:eastAsia="Arial" w:hAnsi="Arial"/>
           <w:b/>
           <w:bCs/>
-          <w:color w:val="1F3864"/>
+          <w:color w:val="2B5797"/>
           <w:sz w:val="32"/>
           <w:szCs w:val="32"/>
         </w:rPr>
@@ -261,9 +264,9 @@
               <w:right w:val="single" w:color="CCCCCC" w:sz="1"/>
             </w:tcBorders>
             <w:tcMar>
-              <w:top w:type="dxa" w:w="60"/>
+              <w:top w:type="dxa" w:w="80"/>
               <w:left w:type="dxa" w:w="120"/>
-              <w:bottom w:type="dxa" w:w="60"/>
+              <w:bottom w:type="dxa" w:w="80"/>
               <w:right w:type="dxa" w:w="120"/>
             </w:tcMar>
           </w:tcPr>
@@ -290,20 +293,147 @@
               <w:right w:val="single" w:color="CCCCCC" w:sz="1"/>
             </w:tcBorders>
             <w:tcMar>
-              <w:top w:type="dxa" w:w="60"/>
+              <w:top w:type="dxa" w:w="80"/>
               <w:left w:type="dxa" w:w="120"/>
-              <w:bottom w:type="dxa" w:w="60"/>
+              <w:bottom w:type="dxa" w:w="80"/>
               <w:right w:type="dxa" w:w="120"/>
             </w:tcMar>
           </w:tcPr>
           <w:p>
-            <w:r>
-              <w:rPr>
-                <w:rFonts w:ascii="Arial" w:cs="Arial" w:eastAsia="Arial" w:hAnsi="Arial"/>
-                <w:sz w:val="20"/>
-                <w:szCs w:val="20"/>
+            <w:pPr>
+              <w:spacing w:after="80" w:before="80"/>
+            </w:pPr>
+            <w:r>
+              <w:rPr>
+                <w:rFonts w:ascii="Arial" w:cs="Arial" w:eastAsia="Arial" w:hAnsi="Arial"/>
+                <w:b/>
+                <w:bCs/>
+                <w:i w:val="false"/>
+                <w:iCs w:val="false"/>
+                <w:color w:val="000000"/>
+                <w:sz w:val="22"/>
+                <w:szCs w:val="22"/>
               </w:rPr>
               <w:t xml:space="preserve">Bell Ringer / Review</w:t>
+            </w:r>
+            <w:r>
+              <w:rPr>
+                <w:rFonts w:ascii="Arial" w:cs="Arial" w:eastAsia="Arial" w:hAnsi="Arial"/>
+                <w:sz w:val="20"/>
+                <w:szCs w:val="20"/>
+              </w:rPr>
+              <w:br/>
+              <w:t xml:space="preserve"/>
+            </w:r>
+            <w:r>
+              <w:rPr>
+                <w:rFonts w:ascii="Arial" w:cs="Arial" w:eastAsia="Arial" w:hAnsi="Arial"/>
+                <w:sz w:val="20"/>
+                <w:szCs w:val="20"/>
+              </w:rPr>
+              <w:br/>
+              <w:t xml:space="preserve"/>
+            </w:r>
+            <w:r>
+              <w:rPr>
+                <w:rFonts w:ascii="Arial" w:cs="Arial" w:eastAsia="Arial" w:hAnsi="Arial"/>
+                <w:b/>
+                <w:bCs/>
+                <w:i w:val="false"/>
+                <w:iCs w:val="false"/>
+                <w:color w:val="000000"/>
+                <w:sz w:val="20"/>
+                <w:szCs w:val="20"/>
+              </w:rPr>
+              <w:t xml:space="preserve">Quick Write </w:t>
+            </w:r>
+            <w:r>
+              <w:rPr>
+                <w:rFonts w:ascii="Arial" w:cs="Arial" w:eastAsia="Arial" w:hAnsi="Arial"/>
+                <w:b w:val="false"/>
+                <w:bCs w:val="false"/>
+                <w:i w:val="false"/>
+                <w:iCs w:val="false"/>
+                <w:color w:val="000000"/>
+                <w:sz w:val="20"/>
+                <w:szCs w:val="20"/>
+              </w:rPr>
+              <w:t xml:space="preserve">(3 min — written or verbal):</w:t>
+            </w:r>
+            <w:r>
+              <w:rPr>
+                <w:rFonts w:ascii="Arial" w:cs="Arial" w:eastAsia="Arial" w:hAnsi="Arial"/>
+                <w:sz w:val="20"/>
+                <w:szCs w:val="20"/>
+              </w:rPr>
+              <w:br/>
+              <w:t xml:space="preserve"/>
+            </w:r>
+            <w:r>
+              <w:rPr>
+                <w:rFonts w:ascii="Arial" w:cs="Arial" w:eastAsia="Arial" w:hAnsi="Arial"/>
+                <w:b w:val="false"/>
+                <w:bCs w:val="false"/>
+                <w:i w:val="false"/>
+                <w:iCs w:val="false"/>
+                <w:color w:val="000000"/>
+                <w:sz w:val="20"/>
+                <w:szCs w:val="20"/>
+              </w:rPr>
+              <w:t xml:space="preserve">    In your own words: Present my conditional-based program and provide constructive feedback to peers?</w:t>
+            </w:r>
+            <w:r>
+              <w:rPr>
+                <w:rFonts w:ascii="Arial" w:cs="Arial" w:eastAsia="Arial" w:hAnsi="Arial"/>
+                <w:sz w:val="20"/>
+                <w:szCs w:val="20"/>
+              </w:rPr>
+              <w:br/>
+              <w:t xml:space="preserve"/>
+            </w:r>
+            <w:r>
+              <w:rPr>
+                <w:rFonts w:ascii="Arial" w:cs="Arial" w:eastAsia="Arial" w:hAnsi="Arial"/>
+                <w:sz w:val="20"/>
+                <w:szCs w:val="20"/>
+              </w:rPr>
+              <w:br/>
+              <w:t xml:space="preserve"/>
+            </w:r>
+            <w:r>
+              <w:rPr>
+                <w:rFonts w:ascii="Arial" w:cs="Arial" w:eastAsia="Arial" w:hAnsi="Arial"/>
+                <w:b w:val="false"/>
+                <w:bCs w:val="false"/>
+                <w:i/>
+                <w:iCs/>
+                <w:color w:val="444444"/>
+                <w:sz w:val="20"/>
+                <w:szCs w:val="20"/>
+              </w:rPr>
+              <w:t xml:space="preserve">Today's Goal: By the end of class you will be able to present my conditional-based program and provide constructive feedback to peers.</w:t>
+            </w:r>
+            <w:r>
+              <w:rPr>
+                <w:rFonts w:ascii="Arial" w:cs="Arial" w:eastAsia="Arial" w:hAnsi="Arial"/>
+                <w:sz w:val="20"/>
+                <w:szCs w:val="20"/>
+              </w:rPr>
+              <w:br/>
+              <w:t xml:space="preserve"/>
+            </w:r>
+            <w:r>
+              <w:rPr>
+                <w:rFonts w:ascii="Arial" w:cs="Arial" w:eastAsia="Arial" w:hAnsi="Arial"/>
+                <w:b w:val="false"/>
+                <w:bCs w:val="false"/>
+                <w:i/>
+                <w:iCs/>
+                <w:color w:val="555555"/>
+                <w:sz w:val="20"/>
+                <w:szCs w:val="20"/>
+              </w:rPr>
+              <w:t xml:space="preserve">→ Pair-share your response, then 2–3 students share with the class.</w:t>
             </w:r>
           </w:p>
         </w:tc>
@@ -319,9 +449,9 @@
               <w:right w:val="single" w:color="CCCCCC" w:sz="1"/>
             </w:tcBorders>
             <w:tcMar>
-              <w:top w:type="dxa" w:w="60"/>
+              <w:top w:type="dxa" w:w="80"/>
               <w:left w:type="dxa" w:w="120"/>
-              <w:bottom w:type="dxa" w:w="60"/>
+              <w:bottom w:type="dxa" w:w="80"/>
               <w:right w:type="dxa" w:w="120"/>
             </w:tcMar>
           </w:tcPr>
@@ -348,20 +478,164 @@
               <w:right w:val="single" w:color="CCCCCC" w:sz="1"/>
             </w:tcBorders>
             <w:tcMar>
-              <w:top w:type="dxa" w:w="60"/>
+              <w:top w:type="dxa" w:w="80"/>
               <w:left w:type="dxa" w:w="120"/>
-              <w:bottom w:type="dxa" w:w="60"/>
+              <w:bottom w:type="dxa" w:w="80"/>
               <w:right w:type="dxa" w:w="120"/>
             </w:tcMar>
           </w:tcPr>
           <w:p>
-            <w:r>
-              <w:rPr>
-                <w:rFonts w:ascii="Arial" w:cs="Arial" w:eastAsia="Arial" w:hAnsi="Arial"/>
-                <w:sz w:val="20"/>
-                <w:szCs w:val="20"/>
-              </w:rPr>
-              <w:t xml:space="preserve">Mini Lesson: Mini-Project Presentations &amp; Peer Review</w:t>
+            <w:pPr>
+              <w:spacing w:after="80" w:before="80"/>
+            </w:pPr>
+            <w:r>
+              <w:rPr>
+                <w:rFonts w:ascii="Arial" w:cs="Arial" w:eastAsia="Arial" w:hAnsi="Arial"/>
+                <w:b/>
+                <w:bCs/>
+                <w:i w:val="false"/>
+                <w:iCs w:val="false"/>
+                <w:color w:val="000000"/>
+                <w:sz w:val="22"/>
+                <w:szCs w:val="22"/>
+              </w:rPr>
+              <w:t xml:space="preserve">Mini Lesson: </w:t>
+            </w:r>
+            <w:r>
+              <w:rPr>
+                <w:rFonts w:ascii="Arial" w:cs="Arial" w:eastAsia="Arial" w:hAnsi="Arial"/>
+                <w:b w:val="false"/>
+                <w:bCs w:val="false"/>
+                <w:i w:val="false"/>
+                <w:iCs w:val="false"/>
+                <w:color w:val="000000"/>
+                <w:sz w:val="22"/>
+                <w:szCs w:val="22"/>
+              </w:rPr>
+              <w:t xml:space="preserve">Mini-Project Presentations &amp; Peer Review</w:t>
+            </w:r>
+            <w:r>
+              <w:rPr>
+                <w:rFonts w:ascii="Arial" w:cs="Arial" w:eastAsia="Arial" w:hAnsi="Arial"/>
+                <w:sz w:val="20"/>
+                <w:szCs w:val="20"/>
+              </w:rPr>
+              <w:br/>
+              <w:t xml:space="preserve"/>
+            </w:r>
+            <w:r>
+              <w:rPr>
+                <w:rFonts w:ascii="Arial" w:cs="Arial" w:eastAsia="Arial" w:hAnsi="Arial"/>
+                <w:sz w:val="20"/>
+                <w:szCs w:val="20"/>
+              </w:rPr>
+              <w:br/>
+              <w:t xml:space="preserve"/>
+            </w:r>
+            <w:r>
+              <w:rPr>
+                <w:rFonts w:ascii="Arial" w:cs="Arial" w:eastAsia="Arial" w:hAnsi="Arial"/>
+                <w:b/>
+                <w:bCs/>
+                <w:i/>
+                <w:iCs/>
+                <w:color w:val="000000"/>
+                <w:sz w:val="20"/>
+                <w:szCs w:val="20"/>
+              </w:rPr>
+              <w:t xml:space="preserve">Learning Target: </w:t>
+            </w:r>
+            <w:r>
+              <w:rPr>
+                <w:rFonts w:ascii="Arial" w:cs="Arial" w:eastAsia="Arial" w:hAnsi="Arial"/>
+                <w:b w:val="false"/>
+                <w:bCs w:val="false"/>
+                <w:i/>
+                <w:iCs/>
+                <w:color w:val="333333"/>
+                <w:sz w:val="20"/>
+                <w:szCs w:val="20"/>
+              </w:rPr>
+              <w:t xml:space="preserve">I can present my conditional-based program and provide constructive feedback to peers.</w:t>
+            </w:r>
+            <w:r>
+              <w:rPr>
+                <w:rFonts w:ascii="Arial" w:cs="Arial" w:eastAsia="Arial" w:hAnsi="Arial"/>
+                <w:sz w:val="20"/>
+                <w:szCs w:val="20"/>
+              </w:rPr>
+              <w:br/>
+              <w:t xml:space="preserve"/>
+            </w:r>
+            <w:r>
+              <w:rPr>
+                <w:rFonts w:ascii="Arial" w:cs="Arial" w:eastAsia="Arial" w:hAnsi="Arial"/>
+                <w:sz w:val="20"/>
+                <w:szCs w:val="20"/>
+              </w:rPr>
+              <w:br/>
+              <w:t xml:space="preserve"/>
+            </w:r>
+            <w:r>
+              <w:rPr>
+                <w:rFonts w:ascii="Arial" w:cs="Arial" w:eastAsia="Arial" w:hAnsi="Arial"/>
+                <w:b/>
+                <w:bCs/>
+                <w:i/>
+                <w:iCs/>
+                <w:color w:val="555555"/>
+                <w:sz w:val="20"/>
+                <w:szCs w:val="20"/>
+              </w:rPr>
+              <w:t xml:space="preserve">→ Live Demo — </w:t>
+            </w:r>
+            <w:r>
+              <w:rPr>
+                <w:rFonts w:ascii="Arial" w:cs="Arial" w:eastAsia="Arial" w:hAnsi="Arial"/>
+                <w:b w:val="false"/>
+                <w:bCs w:val="false"/>
+                <w:i/>
+                <w:iCs/>
+                <w:color w:val="555555"/>
+                <w:sz w:val="20"/>
+                <w:szCs w:val="20"/>
+              </w:rPr>
+              <w:t xml:space="preserve">type examples as students follow along in their own editor.</w:t>
+            </w:r>
+            <w:r>
+              <w:rPr>
+                <w:rFonts w:ascii="Arial" w:cs="Arial" w:eastAsia="Arial" w:hAnsi="Arial"/>
+                <w:sz w:val="20"/>
+                <w:szCs w:val="20"/>
+              </w:rPr>
+              <w:br/>
+              <w:t xml:space="preserve"/>
+            </w:r>
+            <w:r>
+              <w:rPr>
+                <w:rFonts w:ascii="Arial" w:cs="Arial" w:eastAsia="Arial" w:hAnsi="Arial"/>
+                <w:b/>
+                <w:bCs/>
+                <w:i/>
+                <w:iCs/>
+                <w:color w:val="555555"/>
+                <w:sz w:val="20"/>
+                <w:szCs w:val="20"/>
+              </w:rPr>
+              <w:t xml:space="preserve">→ Check for Understanding: </w:t>
+            </w:r>
+            <w:r>
+              <w:rPr>
+                <w:rFonts w:ascii="Arial" w:cs="Arial" w:eastAsia="Arial" w:hAnsi="Arial"/>
+                <w:b w:val="false"/>
+                <w:bCs w:val="false"/>
+                <w:i/>
+                <w:iCs/>
+                <w:color w:val="555555"/>
+                <w:sz w:val="20"/>
+                <w:szCs w:val="20"/>
+              </w:rPr>
+              <w:t xml:space="preserve">pause and cold-call: “Can someone explain what we just did in their own words?”</w:t>
             </w:r>
           </w:p>
         </w:tc>
@@ -377,9 +651,9 @@
               <w:right w:val="single" w:color="CCCCCC" w:sz="1"/>
             </w:tcBorders>
             <w:tcMar>
-              <w:top w:type="dxa" w:w="60"/>
+              <w:top w:type="dxa" w:w="80"/>
               <w:left w:type="dxa" w:w="120"/>
-              <w:bottom w:type="dxa" w:w="60"/>
+              <w:bottom w:type="dxa" w:w="80"/>
               <w:right w:type="dxa" w:w="120"/>
             </w:tcMar>
           </w:tcPr>
@@ -392,7 +666,7 @@
                 <w:sz w:val="20"/>
                 <w:szCs w:val="20"/>
               </w:rPr>
-              <w:t xml:space="preserve">15-20 min</w:t>
+              <w:t xml:space="preserve">15–20 min</w:t>
             </w:r>
           </w:p>
         </w:tc>
@@ -406,20 +680,81 @@
               <w:right w:val="single" w:color="CCCCCC" w:sz="1"/>
             </w:tcBorders>
             <w:tcMar>
-              <w:top w:type="dxa" w:w="60"/>
+              <w:top w:type="dxa" w:w="80"/>
               <w:left w:type="dxa" w:w="120"/>
-              <w:bottom w:type="dxa" w:w="60"/>
+              <w:bottom w:type="dxa" w:w="80"/>
               <w:right w:type="dxa" w:w="120"/>
             </w:tcMar>
           </w:tcPr>
           <w:p>
-            <w:r>
-              <w:rPr>
-                <w:rFonts w:ascii="Arial" w:cs="Arial" w:eastAsia="Arial" w:hAnsi="Arial"/>
-                <w:sz w:val="20"/>
-                <w:szCs w:val="20"/>
+            <w:pPr>
+              <w:spacing w:after="80" w:before="80"/>
+            </w:pPr>
+            <w:r>
+              <w:rPr>
+                <w:rFonts w:ascii="Arial" w:cs="Arial" w:eastAsia="Arial" w:hAnsi="Arial"/>
+                <w:b/>
+                <w:bCs/>
+                <w:i w:val="false"/>
+                <w:iCs w:val="false"/>
+                <w:color w:val="000000"/>
+                <w:sz w:val="22"/>
+                <w:szCs w:val="22"/>
               </w:rPr>
               <w:t xml:space="preserve">Independent Practice / Code Along</w:t>
+            </w:r>
+            <w:r>
+              <w:rPr>
+                <w:rFonts w:ascii="Arial" w:cs="Arial" w:eastAsia="Arial" w:hAnsi="Arial"/>
+                <w:sz w:val="20"/>
+                <w:szCs w:val="20"/>
+              </w:rPr>
+              <w:br/>
+              <w:t xml:space="preserve"/>
+            </w:r>
+            <w:r>
+              <w:rPr>
+                <w:rFonts w:ascii="Arial" w:cs="Arial" w:eastAsia="Arial" w:hAnsi="Arial"/>
+                <w:b w:val="false"/>
+                <w:bCs w:val="false"/>
+                <w:i w:val="false"/>
+                <w:iCs w:val="false"/>
+                <w:color w:val="000000"/>
+                <w:sz w:val="20"/>
+                <w:szCs w:val="20"/>
+              </w:rPr>
+              <w:t xml:space="preserve">    Work through problems from the day's exercise set.</w:t>
+            </w:r>
+            <w:r>
+              <w:rPr>
+                <w:rFonts w:ascii="Arial" w:cs="Arial" w:eastAsia="Arial" w:hAnsi="Arial"/>
+                <w:sz w:val="20"/>
+                <w:szCs w:val="20"/>
+              </w:rPr>
+              <w:br/>
+              <w:t xml:space="preserve"/>
+            </w:r>
+            <w:r>
+              <w:rPr>
+                <w:rFonts w:ascii="Arial" w:cs="Arial" w:eastAsia="Arial" w:hAnsi="Arial"/>
+                <w:sz w:val="20"/>
+                <w:szCs w:val="20"/>
+              </w:rPr>
+              <w:br/>
+              <w:t xml:space="preserve"/>
+            </w:r>
+            <w:r>
+              <w:rPr>
+                <w:rFonts w:ascii="Arial" w:cs="Arial" w:eastAsia="Arial" w:hAnsi="Arial"/>
+                <w:b w:val="false"/>
+                <w:bCs w:val="false"/>
+                <w:i/>
+                <w:iCs/>
+                <w:color w:val="555555"/>
+                <w:sz w:val="20"/>
+                <w:szCs w:val="20"/>
+              </w:rPr>
+              <w:t xml:space="preserve">→ Teacher circulates — offer hints, check for understanding.</w:t>
             </w:r>
           </w:p>
         </w:tc>
@@ -435,9 +770,9 @@
               <w:right w:val="single" w:color="CCCCCC" w:sz="1"/>
             </w:tcBorders>
             <w:tcMar>
-              <w:top w:type="dxa" w:w="60"/>
+              <w:top w:type="dxa" w:w="80"/>
               <w:left w:type="dxa" w:w="120"/>
-              <w:bottom w:type="dxa" w:w="60"/>
+              <w:bottom w:type="dxa" w:w="80"/>
               <w:right w:type="dxa" w:w="120"/>
             </w:tcMar>
           </w:tcPr>
@@ -464,20 +799,90 @@
               <w:right w:val="single" w:color="CCCCCC" w:sz="1"/>
             </w:tcBorders>
             <w:tcMar>
-              <w:top w:type="dxa" w:w="60"/>
+              <w:top w:type="dxa" w:w="80"/>
               <w:left w:type="dxa" w:w="120"/>
-              <w:bottom w:type="dxa" w:w="60"/>
+              <w:bottom w:type="dxa" w:w="80"/>
               <w:right w:type="dxa" w:w="120"/>
             </w:tcMar>
           </w:tcPr>
           <w:p>
-            <w:r>
-              <w:rPr>
-                <w:rFonts w:ascii="Arial" w:cs="Arial" w:eastAsia="Arial" w:hAnsi="Arial"/>
-                <w:sz w:val="20"/>
-                <w:szCs w:val="20"/>
+            <w:pPr>
+              <w:spacing w:after="80" w:before="80"/>
+            </w:pPr>
+            <w:r>
+              <w:rPr>
+                <w:rFonts w:ascii="Arial" w:cs="Arial" w:eastAsia="Arial" w:hAnsi="Arial"/>
+                <w:b/>
+                <w:bCs/>
+                <w:i w:val="false"/>
+                <w:iCs w:val="false"/>
+                <w:color w:val="000000"/>
+                <w:sz w:val="22"/>
+                <w:szCs w:val="22"/>
               </w:rPr>
               <w:t xml:space="preserve">Exit Ticket / Wrap-Up</w:t>
+            </w:r>
+            <w:r>
+              <w:rPr>
+                <w:rFonts w:ascii="Arial" w:cs="Arial" w:eastAsia="Arial" w:hAnsi="Arial"/>
+                <w:sz w:val="20"/>
+                <w:szCs w:val="20"/>
+              </w:rPr>
+              <w:br/>
+              <w:t xml:space="preserve"/>
+            </w:r>
+            <w:r>
+              <w:rPr>
+                <w:rFonts w:ascii="Arial" w:cs="Arial" w:eastAsia="Arial" w:hAnsi="Arial"/>
+                <w:sz w:val="20"/>
+                <w:szCs w:val="20"/>
+              </w:rPr>
+              <w:br/>
+              <w:t xml:space="preserve"/>
+            </w:r>
+            <w:r>
+              <w:rPr>
+                <w:rFonts w:ascii="Arial" w:cs="Arial" w:eastAsia="Arial" w:hAnsi="Arial"/>
+                <w:b w:val="false"/>
+                <w:bCs w:val="false"/>
+                <w:i w:val="false"/>
+                <w:iCs w:val="false"/>
+                <w:color w:val="000000"/>
+                <w:sz w:val="20"/>
+                <w:szCs w:val="20"/>
+              </w:rPr>
+              <w:t xml:space="preserve">Quick Check: Present my conditional-based program and provide constructive feedback to peers?</w:t>
+            </w:r>
+            <w:r>
+              <w:rPr>
+                <w:rFonts w:ascii="Arial" w:cs="Arial" w:eastAsia="Arial" w:hAnsi="Arial"/>
+                <w:sz w:val="20"/>
+                <w:szCs w:val="20"/>
+              </w:rPr>
+              <w:br/>
+              <w:t xml:space="preserve"/>
+            </w:r>
+            <w:r>
+              <w:rPr>
+                <w:rFonts w:ascii="Arial" w:cs="Arial" w:eastAsia="Arial" w:hAnsi="Arial"/>
+                <w:sz w:val="20"/>
+                <w:szCs w:val="20"/>
+              </w:rPr>
+              <w:br/>
+              <w:t xml:space="preserve"/>
+            </w:r>
+            <w:r>
+              <w:rPr>
+                <w:rFonts w:ascii="Arial" w:cs="Arial" w:eastAsia="Arial" w:hAnsi="Arial"/>
+                <w:b w:val="false"/>
+                <w:bCs w:val="false"/>
+                <w:i/>
+                <w:iCs/>
+                <w:color w:val="555555"/>
+                <w:sz w:val="20"/>
+                <w:szCs w:val="20"/>
+              </w:rPr>
+              <w:t xml:space="preserve">→ 3–2–1: Name 3 things learned, 2 new vocab words, 1 question you still have.</w:t>
             </w:r>
           </w:p>
         </w:tc>

--- a/Coding 1 - year/Unit 3 - Conditionals/Daily Lesson Plans/Word/Day 65.docx
+++ b/Coding 1 - year/Unit 3 - Conditionals/Daily Lesson Plans/Word/Day 65.docx
@@ -380,7 +380,7 @@
                 <w:sz w:val="20"/>
                 <w:szCs w:val="20"/>
               </w:rPr>
-              <w:t xml:space="preserve">    In your own words: Present my conditional-based program and provide constructive feedback to peers?</w:t>
+              <w:t xml:space="preserve">    What do you think are the most important parts of Mini-Project Presentations &amp; Peer Review to demonstrate well? Why?</w:t>
             </w:r>
             <w:r>
               <w:rPr>
@@ -411,7 +411,7 @@
                 <w:sz w:val="20"/>
                 <w:szCs w:val="20"/>
               </w:rPr>
-              <w:t xml:space="preserve">Today's Goal: By the end of class you will be able to present my conditional-based program and provide constructive feedback to peers.</w:t>
+              <w:t xml:space="preserve">Today’s Goal: By the end of class you will be able to present my conditional-based program and provide constructive feedback to peers.</w:t>
             </w:r>
             <w:r>
               <w:rPr>
@@ -851,7 +851,7 @@
                 <w:sz w:val="20"/>
                 <w:szCs w:val="20"/>
               </w:rPr>
-              <w:t xml:space="preserve">Quick Check: Present my conditional-based program and provide constructive feedback to peers?</w:t>
+              <w:t xml:space="preserve">If you had to teach Mini-Project Presentations &amp; Peer Review to a classmate, what's the #1 thing you'd make sure they understand?</w:t>
             </w:r>
             <w:r>
               <w:rPr>

--- a/Coding 1 - year/Unit 3 - Conditionals/Daily Lesson Plans/Word/Day 65.docx
+++ b/Coding 1 - year/Unit 3 - Conditionals/Daily Lesson Plans/Word/Day 65.docx
@@ -403,6 +403,72 @@
             <w:r>
               <w:rPr>
                 <w:rFonts w:ascii="Arial" w:cs="Arial" w:eastAsia="Arial" w:hAnsi="Arial"/>
+                <w:b/>
+                <w:bCs/>
+                <w:i w:val="false"/>
+                <w:iCs w:val="false"/>
+                <w:color w:val="000000"/>
+                <w:sz w:val="20"/>
+                <w:szCs w:val="20"/>
+              </w:rPr>
+              <w:t xml:space="preserve">Vocabulary Preview — </w:t>
+            </w:r>
+            <w:r>
+              <w:rPr>
+                <w:rFonts w:ascii="Arial" w:cs="Arial" w:eastAsia="Arial" w:hAnsi="Arial"/>
+                <w:b w:val="false"/>
+                <w:bCs w:val="false"/>
+                <w:i w:val="false"/>
+                <w:iCs w:val="false"/>
+                <w:color w:val="000000"/>
+                <w:sz w:val="20"/>
+                <w:szCs w:val="20"/>
+              </w:rPr>
+              <w:t xml:space="preserve">terms we'll use today:</w:t>
+            </w:r>
+            <w:r>
+              <w:rPr>
+                <w:rFonts w:ascii="Arial" w:cs="Arial" w:eastAsia="Arial" w:hAnsi="Arial"/>
+                <w:sz w:val="20"/>
+                <w:szCs w:val="20"/>
+              </w:rPr>
+              <w:br/>
+              <w:t xml:space="preserve"/>
+            </w:r>
+            <w:r>
+              <w:rPr>
+                <w:rFonts w:ascii="Arial" w:cs="Arial" w:eastAsia="Arial" w:hAnsi="Arial"/>
+                <w:b w:val="false"/>
+                <w:bCs w:val="false"/>
+                <w:i w:val="false"/>
+                <w:iCs w:val="false"/>
+                <w:color w:val="000000"/>
+                <w:sz w:val="20"/>
+                <w:szCs w:val="20"/>
+              </w:rPr>
+              <w:t xml:space="preserve">    • Menu systems   •   Rock-Paper-Scissors   •   Number guessing   •   Mini-projects   •   1. Program Overview (1 minute)   •   3. Code Highlights (2 minutes)</w:t>
+            </w:r>
+            <w:r>
+              <w:rPr>
+                <w:rFonts w:ascii="Arial" w:cs="Arial" w:eastAsia="Arial" w:hAnsi="Arial"/>
+                <w:sz w:val="20"/>
+                <w:szCs w:val="20"/>
+              </w:rPr>
+              <w:br/>
+              <w:t xml:space="preserve"/>
+            </w:r>
+            <w:r>
+              <w:rPr>
+                <w:rFonts w:ascii="Arial" w:cs="Arial" w:eastAsia="Arial" w:hAnsi="Arial"/>
+                <w:sz w:val="20"/>
+                <w:szCs w:val="20"/>
+              </w:rPr>
+              <w:br/>
+              <w:t xml:space="preserve"/>
+            </w:r>
+            <w:r>
+              <w:rPr>
+                <w:rFonts w:ascii="Arial" w:cs="Arial" w:eastAsia="Arial" w:hAnsi="Arial"/>
                 <w:b w:val="false"/>
                 <w:bCs w:val="false"/>
                 <w:i/>
@@ -579,6 +645,310 @@
             <w:r>
               <w:rPr>
                 <w:rFonts w:ascii="Arial" w:cs="Arial" w:eastAsia="Arial" w:hAnsi="Arial"/>
+                <w:b w:val="false"/>
+                <w:bCs w:val="false"/>
+                <w:i w:val="false"/>
+                <w:iCs w:val="false"/>
+                <w:color w:val="000000"/>
+                <w:sz w:val="20"/>
+                <w:szCs w:val="20"/>
+              </w:rPr>
+              <w:t xml:space="preserve">This week you applied conditionals to real-world projects:</w:t>
+            </w:r>
+            <w:r>
+              <w:rPr>
+                <w:rFonts w:ascii="Arial" w:cs="Arial" w:eastAsia="Arial" w:hAnsi="Arial"/>
+                <w:sz w:val="20"/>
+                <w:szCs w:val="20"/>
+              </w:rPr>
+              <w:br/>
+              <w:t xml:space="preserve"/>
+            </w:r>
+            <w:r>
+              <w:rPr>
+                <w:rFonts w:ascii="Arial" w:cs="Arial" w:eastAsia="Arial" w:hAnsi="Arial"/>
+                <w:b w:val="false"/>
+                <w:bCs w:val="false"/>
+                <w:i w:val="false"/>
+                <w:iCs w:val="false"/>
+                <w:color w:val="000000"/>
+                <w:sz w:val="20"/>
+                <w:szCs w:val="20"/>
+              </w:rPr>
+              <w:t xml:space="preserve">1. Menu systems: Organizing program options</w:t>
+            </w:r>
+            <w:r>
+              <w:rPr>
+                <w:rFonts w:ascii="Arial" w:cs="Arial" w:eastAsia="Arial" w:hAnsi="Arial"/>
+                <w:sz w:val="20"/>
+                <w:szCs w:val="20"/>
+              </w:rPr>
+              <w:br/>
+              <w:t xml:space="preserve"/>
+            </w:r>
+            <w:r>
+              <w:rPr>
+                <w:rFonts w:ascii="Arial" w:cs="Arial" w:eastAsia="Arial" w:hAnsi="Arial"/>
+                <w:sz w:val="20"/>
+                <w:szCs w:val="20"/>
+              </w:rPr>
+              <w:br/>
+              <w:t xml:space="preserve"/>
+            </w:r>
+            <w:r>
+              <w:rPr>
+                <w:rFonts w:ascii="Arial" w:cs="Arial" w:eastAsia="Arial" w:hAnsi="Arial"/>
+                <w:b/>
+                <w:bCs/>
+                <w:i w:val="false"/>
+                <w:iCs w:val="false"/>
+                <w:color w:val="000000"/>
+                <w:sz w:val="20"/>
+                <w:szCs w:val="20"/>
+              </w:rPr>
+              <w:t xml:space="preserve">Key Concepts:</w:t>
+            </w:r>
+            <w:r>
+              <w:rPr>
+                <w:rFonts w:ascii="Arial" w:cs="Arial" w:eastAsia="Arial" w:hAnsi="Arial"/>
+                <w:sz w:val="20"/>
+                <w:szCs w:val="20"/>
+              </w:rPr>
+              <w:br/>
+              <w:t xml:space="preserve"/>
+            </w:r>
+            <w:r>
+              <w:rPr>
+                <w:rFonts w:ascii="Arial" w:cs="Arial" w:eastAsia="Arial" w:hAnsi="Arial"/>
+                <w:b w:val="false"/>
+                <w:bCs w:val="false"/>
+                <w:i w:val="false"/>
+                <w:iCs w:val="false"/>
+                <w:color w:val="000000"/>
+                <w:sz w:val="20"/>
+                <w:szCs w:val="20"/>
+              </w:rPr>
+              <w:t xml:space="preserve">    • Menu systems: Organizing program options</w:t>
+            </w:r>
+            <w:r>
+              <w:rPr>
+                <w:rFonts w:ascii="Arial" w:cs="Arial" w:eastAsia="Arial" w:hAnsi="Arial"/>
+                <w:sz w:val="20"/>
+                <w:szCs w:val="20"/>
+              </w:rPr>
+              <w:br/>
+              <w:t xml:space="preserve"/>
+            </w:r>
+            <w:r>
+              <w:rPr>
+                <w:rFonts w:ascii="Arial" w:cs="Arial" w:eastAsia="Arial" w:hAnsi="Arial"/>
+                <w:b w:val="false"/>
+                <w:bCs w:val="false"/>
+                <w:i w:val="false"/>
+                <w:iCs w:val="false"/>
+                <w:color w:val="000000"/>
+                <w:sz w:val="20"/>
+                <w:szCs w:val="20"/>
+              </w:rPr>
+              <w:t xml:space="preserve">    • Rock-Paper-Scissors: Game logic with outcomes</w:t>
+            </w:r>
+            <w:r>
+              <w:rPr>
+                <w:rFonts w:ascii="Arial" w:cs="Arial" w:eastAsia="Arial" w:hAnsi="Arial"/>
+                <w:sz w:val="20"/>
+                <w:szCs w:val="20"/>
+              </w:rPr>
+              <w:br/>
+              <w:t xml:space="preserve"/>
+            </w:r>
+            <w:r>
+              <w:rPr>
+                <w:rFonts w:ascii="Arial" w:cs="Arial" w:eastAsia="Arial" w:hAnsi="Arial"/>
+                <w:b w:val="false"/>
+                <w:bCs w:val="false"/>
+                <w:i w:val="false"/>
+                <w:iCs w:val="false"/>
+                <w:color w:val="000000"/>
+                <w:sz w:val="20"/>
+                <w:szCs w:val="20"/>
+              </w:rPr>
+              <w:t xml:space="preserve">    • Number guessing: Game with feedback</w:t>
+            </w:r>
+            <w:r>
+              <w:rPr>
+                <w:rFonts w:ascii="Arial" w:cs="Arial" w:eastAsia="Arial" w:hAnsi="Arial"/>
+                <w:sz w:val="20"/>
+                <w:szCs w:val="20"/>
+              </w:rPr>
+              <w:br/>
+              <w:t xml:space="preserve"/>
+            </w:r>
+            <w:r>
+              <w:rPr>
+                <w:rFonts w:ascii="Arial" w:cs="Arial" w:eastAsia="Arial" w:hAnsi="Arial"/>
+                <w:b w:val="false"/>
+                <w:bCs w:val="false"/>
+                <w:i w:val="false"/>
+                <w:iCs w:val="false"/>
+                <w:color w:val="000000"/>
+                <w:sz w:val="20"/>
+                <w:szCs w:val="20"/>
+              </w:rPr>
+              <w:t xml:space="preserve">    • Mini-projects: Student-chosen applications</w:t>
+            </w:r>
+            <w:r>
+              <w:rPr>
+                <w:rFonts w:ascii="Arial" w:cs="Arial" w:eastAsia="Arial" w:hAnsi="Arial"/>
+                <w:sz w:val="20"/>
+                <w:szCs w:val="20"/>
+              </w:rPr>
+              <w:br/>
+              <w:t xml:space="preserve"/>
+            </w:r>
+            <w:r>
+              <w:rPr>
+                <w:rFonts w:ascii="Arial" w:cs="Arial" w:eastAsia="Arial" w:hAnsi="Arial"/>
+                <w:b w:val="false"/>
+                <w:bCs w:val="false"/>
+                <w:i w:val="false"/>
+                <w:iCs w:val="false"/>
+                <w:color w:val="000000"/>
+                <w:sz w:val="20"/>
+                <w:szCs w:val="20"/>
+              </w:rPr>
+              <w:t xml:space="preserve">    • What does your program do?</w:t>
+            </w:r>
+            <w:r>
+              <w:rPr>
+                <w:rFonts w:ascii="Arial" w:cs="Arial" w:eastAsia="Arial" w:hAnsi="Arial"/>
+                <w:sz w:val="20"/>
+                <w:szCs w:val="20"/>
+              </w:rPr>
+              <w:br/>
+              <w:t xml:space="preserve"/>
+            </w:r>
+            <w:r>
+              <w:rPr>
+                <w:rFonts w:ascii="Arial" w:cs="Arial" w:eastAsia="Arial" w:hAnsi="Arial"/>
+                <w:b w:val="false"/>
+                <w:bCs w:val="false"/>
+                <w:i w:val="false"/>
+                <w:iCs w:val="false"/>
+                <w:color w:val="000000"/>
+                <w:sz w:val="20"/>
+                <w:szCs w:val="20"/>
+              </w:rPr>
+              <w:t xml:space="preserve">    • Who is it for?</w:t>
+            </w:r>
+            <w:r>
+              <w:rPr>
+                <w:rFonts w:ascii="Arial" w:cs="Arial" w:eastAsia="Arial" w:hAnsi="Arial"/>
+                <w:sz w:val="20"/>
+                <w:szCs w:val="20"/>
+              </w:rPr>
+              <w:br/>
+              <w:t xml:space="preserve"/>
+            </w:r>
+            <w:r>
+              <w:rPr>
+                <w:rFonts w:ascii="Arial" w:cs="Arial" w:eastAsia="Arial" w:hAnsi="Arial"/>
+                <w:b w:val="false"/>
+                <w:bCs w:val="false"/>
+                <w:i w:val="false"/>
+                <w:iCs w:val="false"/>
+                <w:color w:val="000000"/>
+                <w:sz w:val="20"/>
+                <w:szCs w:val="20"/>
+              </w:rPr>
+              <w:t xml:space="preserve">    • What problem does it solve?</w:t>
+            </w:r>
+            <w:r>
+              <w:rPr>
+                <w:rFonts w:ascii="Arial" w:cs="Arial" w:eastAsia="Arial" w:hAnsi="Arial"/>
+                <w:sz w:val="20"/>
+                <w:szCs w:val="20"/>
+              </w:rPr>
+              <w:br/>
+              <w:t xml:space="preserve"/>
+            </w:r>
+            <w:r>
+              <w:rPr>
+                <w:rFonts w:ascii="Arial" w:cs="Arial" w:eastAsia="Arial" w:hAnsi="Arial"/>
+                <w:b w:val="false"/>
+                <w:bCs w:val="false"/>
+                <w:i w:val="false"/>
+                <w:iCs w:val="false"/>
+                <w:color w:val="000000"/>
+                <w:sz w:val="20"/>
+                <w:szCs w:val="20"/>
+              </w:rPr>
+              <w:t xml:space="preserve">    • Run the program</w:t>
+            </w:r>
+            <w:r>
+              <w:rPr>
+                <w:rFonts w:ascii="Arial" w:cs="Arial" w:eastAsia="Arial" w:hAnsi="Arial"/>
+                <w:sz w:val="20"/>
+                <w:szCs w:val="20"/>
+              </w:rPr>
+              <w:br/>
+              <w:t xml:space="preserve"/>
+            </w:r>
+            <w:r>
+              <w:rPr>
+                <w:rFonts w:ascii="Arial" w:cs="Arial" w:eastAsia="Arial" w:hAnsi="Arial"/>
+                <w:sz w:val="20"/>
+                <w:szCs w:val="20"/>
+              </w:rPr>
+              <w:br/>
+              <w:t xml:space="preserve"/>
+            </w:r>
+            <w:r>
+              <w:rPr>
+                <w:rFonts w:ascii="Arial" w:cs="Arial" w:eastAsia="Arial" w:hAnsi="Arial"/>
+                <w:b/>
+                <w:bCs/>
+                <w:i w:val="false"/>
+                <w:iCs w:val="false"/>
+                <w:color w:val="000000"/>
+                <w:sz w:val="20"/>
+                <w:szCs w:val="20"/>
+              </w:rPr>
+              <w:t xml:space="preserve">Vocabulary: </w:t>
+            </w:r>
+            <w:r>
+              <w:rPr>
+                <w:rFonts w:ascii="Arial" w:cs="Arial" w:eastAsia="Arial" w:hAnsi="Arial"/>
+                <w:b w:val="false"/>
+                <w:bCs w:val="false"/>
+                <w:i w:val="false"/>
+                <w:iCs w:val="false"/>
+                <w:color w:val="000000"/>
+                <w:sz w:val="20"/>
+                <w:szCs w:val="20"/>
+              </w:rPr>
+              <w:t xml:space="preserve">Menu systems, Rock-Paper-Scissors, Number guessing, Mini-projects, 1. Program Overview (1 minute), 3. Code Highlights (2 minutes)</w:t>
+            </w:r>
+            <w:r>
+              <w:rPr>
+                <w:rFonts w:ascii="Arial" w:cs="Arial" w:eastAsia="Arial" w:hAnsi="Arial"/>
+                <w:sz w:val="20"/>
+                <w:szCs w:val="20"/>
+              </w:rPr>
+              <w:br/>
+              <w:t xml:space="preserve"/>
+            </w:r>
+            <w:r>
+              <w:rPr>
+                <w:rFonts w:ascii="Arial" w:cs="Arial" w:eastAsia="Arial" w:hAnsi="Arial"/>
+                <w:sz w:val="20"/>
+                <w:szCs w:val="20"/>
+              </w:rPr>
+              <w:br/>
+              <w:t xml:space="preserve"/>
+            </w:r>
+            <w:r>
+              <w:rPr>
+                <w:rFonts w:ascii="Arial" w:cs="Arial" w:eastAsia="Arial" w:hAnsi="Arial"/>
                 <w:b/>
                 <w:bCs/>
                 <w:i/>
@@ -723,7 +1093,29 @@
                 <w:sz w:val="20"/>
                 <w:szCs w:val="20"/>
               </w:rPr>
-              <w:t xml:space="preserve">    Work through problems from the day's exercise set.</w:t>
+              <w:t xml:space="preserve">    Students present their work and provide constructive peer feedback.</w:t>
+            </w:r>
+            <w:r>
+              <w:rPr>
+                <w:rFonts w:ascii="Arial" w:cs="Arial" w:eastAsia="Arial" w:hAnsi="Arial"/>
+                <w:sz w:val="20"/>
+                <w:szCs w:val="20"/>
+              </w:rPr>
+              <w:br/>
+              <w:t xml:space="preserve"/>
+            </w:r>
+            <w:r>
+              <w:rPr>
+                <w:rFonts w:ascii="Arial" w:cs="Arial" w:eastAsia="Arial" w:hAnsi="Arial"/>
+                <w:b w:val="false"/>
+                <w:bCs w:val="false"/>
+                <w:i w:val="false"/>
+                <w:iCs w:val="false"/>
+                <w:color w:val="000000"/>
+                <w:sz w:val="20"/>
+                <w:szCs w:val="20"/>
+              </w:rPr>
+              <w:t xml:space="preserve">    Use the peer review form to guide feedback.</w:t>
             </w:r>
             <w:r>
               <w:rPr>
@@ -891,6 +1283,2592 @@
     <w:p>
       <w:pPr>
         <w:spacing w:after="200"/>
+      </w:pPr>
+    </w:p>
+    <w:p>
+      <w:pPr>
+        <w:pBdr>
+          <w:bottom w:val="single" w:color="2B5797" w:sz="4" w:space="4"/>
+        </w:pBdr>
+        <w:spacing w:after="100" w:before="120"/>
+      </w:pPr>
+      <w:r>
+        <w:rPr>
+          <w:rFonts w:ascii="Arial" w:cs="Arial" w:eastAsia="Arial" w:hAnsi="Arial"/>
+          <w:b/>
+          <w:bCs/>
+          <w:color w:val="2B5797"/>
+          <w:sz w:val="24"/>
+          <w:szCs w:val="24"/>
+        </w:rPr>
+        <w:t xml:space="preserve">Key Concepts</w:t>
+      </w:r>
+    </w:p>
+    <w:p>
+      <w:pPr>
+        <w:spacing w:after="60"/>
+      </w:pPr>
+      <w:r>
+        <w:rPr>
+          <w:rFonts w:ascii="Arial" w:cs="Arial" w:eastAsia="Arial" w:hAnsi="Arial"/>
+          <w:sz w:val="20"/>
+          <w:szCs w:val="20"/>
+        </w:rPr>
+        <w:t xml:space="preserve">This week you applied conditionals to real-world projects:</w:t>
+      </w:r>
+    </w:p>
+    <w:p>
+      <w:pPr>
+        <w:spacing w:after="60"/>
+      </w:pPr>
+      <w:r>
+        <w:rPr>
+          <w:rFonts w:ascii="Arial" w:cs="Arial" w:eastAsia="Arial" w:hAnsi="Arial"/>
+          <w:sz w:val="20"/>
+          <w:szCs w:val="20"/>
+        </w:rPr>
+        <w:t xml:space="preserve">1. Menu systems: Organizing program options</w:t>
+      </w:r>
+    </w:p>
+    <w:p>
+      <w:pPr>
+        <w:spacing w:after="60"/>
+      </w:pPr>
+      <w:r>
+        <w:rPr>
+          <w:rFonts w:ascii="Arial" w:cs="Arial" w:eastAsia="Arial" w:hAnsi="Arial"/>
+          <w:sz w:val="20"/>
+          <w:szCs w:val="20"/>
+        </w:rPr>
+        <w:t xml:space="preserve">2. Rock-Paper-Scissors: Game logic with outcomes</w:t>
+      </w:r>
+    </w:p>
+    <w:p>
+      <w:pPr>
+        <w:spacing w:after="60"/>
+      </w:pPr>
+      <w:r>
+        <w:rPr>
+          <w:rFonts w:ascii="Arial" w:cs="Arial" w:eastAsia="Arial" w:hAnsi="Arial"/>
+          <w:sz w:val="20"/>
+          <w:szCs w:val="20"/>
+        </w:rPr>
+        <w:t xml:space="preserve">3. Number guessing: Game with feedback</w:t>
+      </w:r>
+    </w:p>
+    <w:p>
+      <w:pPr>
+        <w:spacing w:after="60"/>
+      </w:pPr>
+      <w:r>
+        <w:rPr>
+          <w:rFonts w:ascii="Arial" w:cs="Arial" w:eastAsia="Arial" w:hAnsi="Arial"/>
+          <w:sz w:val="20"/>
+          <w:szCs w:val="20"/>
+        </w:rPr>
+        <w:t xml:space="preserve">4. Mini-projects: Student-chosen applications</w:t>
+      </w:r>
+    </w:p>
+    <w:p>
+      <w:pPr>
+        <w:spacing w:after="60"/>
+      </w:pPr>
+      <w:r>
+        <w:rPr>
+          <w:rFonts w:ascii="Arial" w:cs="Arial" w:eastAsia="Arial" w:hAnsi="Arial"/>
+          <w:sz w:val="20"/>
+          <w:szCs w:val="20"/>
+        </w:rPr>
+        <w:t xml:space="preserve">1. Program Overview (1 minute)</w:t>
+      </w:r>
+    </w:p>
+    <w:p>
+      <w:pPr>
+        <w:spacing w:after="60"/>
+        <w:ind w:left="360"/>
+      </w:pPr>
+      <w:r>
+        <w:rPr>
+          <w:rFonts w:ascii="Arial" w:cs="Arial" w:eastAsia="Arial" w:hAnsi="Arial"/>
+          <w:sz w:val="20"/>
+          <w:szCs w:val="20"/>
+        </w:rPr>
+        <w:t xml:space="preserve">• </w:t>
+      </w:r>
+      <w:r>
+        <w:rPr>
+          <w:rFonts w:ascii="Arial" w:cs="Arial" w:eastAsia="Arial" w:hAnsi="Arial"/>
+          <w:sz w:val="20"/>
+          <w:szCs w:val="20"/>
+        </w:rPr>
+        <w:t xml:space="preserve">What does your program do?</w:t>
+      </w:r>
+    </w:p>
+    <w:p>
+      <w:pPr>
+        <w:spacing w:after="60"/>
+        <w:ind w:left="360"/>
+      </w:pPr>
+      <w:r>
+        <w:rPr>
+          <w:rFonts w:ascii="Arial" w:cs="Arial" w:eastAsia="Arial" w:hAnsi="Arial"/>
+          <w:sz w:val="20"/>
+          <w:szCs w:val="20"/>
+        </w:rPr>
+        <w:t xml:space="preserve">• </w:t>
+      </w:r>
+      <w:r>
+        <w:rPr>
+          <w:rFonts w:ascii="Arial" w:cs="Arial" w:eastAsia="Arial" w:hAnsi="Arial"/>
+          <w:sz w:val="20"/>
+          <w:szCs w:val="20"/>
+        </w:rPr>
+        <w:t xml:space="preserve">Who is it for?</w:t>
+      </w:r>
+    </w:p>
+    <w:p>
+      <w:pPr>
+        <w:spacing w:after="60"/>
+        <w:ind w:left="360"/>
+      </w:pPr>
+      <w:r>
+        <w:rPr>
+          <w:rFonts w:ascii="Arial" w:cs="Arial" w:eastAsia="Arial" w:hAnsi="Arial"/>
+          <w:sz w:val="20"/>
+          <w:szCs w:val="20"/>
+        </w:rPr>
+        <w:t xml:space="preserve">• </w:t>
+      </w:r>
+      <w:r>
+        <w:rPr>
+          <w:rFonts w:ascii="Arial" w:cs="Arial" w:eastAsia="Arial" w:hAnsi="Arial"/>
+          <w:sz w:val="20"/>
+          <w:szCs w:val="20"/>
+        </w:rPr>
+        <w:t xml:space="preserve">What problem does it solve?</w:t>
+      </w:r>
+    </w:p>
+    <w:p>
+      <w:pPr>
+        <w:spacing w:after="60"/>
+      </w:pPr>
+      <w:r>
+        <w:rPr>
+          <w:rFonts w:ascii="Arial" w:cs="Arial" w:eastAsia="Arial" w:hAnsi="Arial"/>
+          <w:sz w:val="20"/>
+          <w:szCs w:val="20"/>
+        </w:rPr>
+        <w:t xml:space="preserve">2. User Experience Walkthrough (2-3 minutes)</w:t>
+      </w:r>
+    </w:p>
+    <w:p>
+      <w:pPr>
+        <w:spacing w:after="60"/>
+        <w:ind w:left="360"/>
+      </w:pPr>
+      <w:r>
+        <w:rPr>
+          <w:rFonts w:ascii="Arial" w:cs="Arial" w:eastAsia="Arial" w:hAnsi="Arial"/>
+          <w:sz w:val="20"/>
+          <w:szCs w:val="20"/>
+        </w:rPr>
+        <w:t xml:space="preserve">• </w:t>
+      </w:r>
+      <w:r>
+        <w:rPr>
+          <w:rFonts w:ascii="Arial" w:cs="Arial" w:eastAsia="Arial" w:hAnsi="Arial"/>
+          <w:sz w:val="20"/>
+          <w:szCs w:val="20"/>
+        </w:rPr>
+        <w:t xml:space="preserve">Run the program</w:t>
+      </w:r>
+    </w:p>
+    <w:p>
+      <w:pPr>
+        <w:spacing w:after="60"/>
+        <w:ind w:left="360"/>
+      </w:pPr>
+      <w:r>
+        <w:rPr>
+          <w:rFonts w:ascii="Arial" w:cs="Arial" w:eastAsia="Arial" w:hAnsi="Arial"/>
+          <w:sz w:val="20"/>
+          <w:szCs w:val="20"/>
+        </w:rPr>
+        <w:t xml:space="preserve">• </w:t>
+      </w:r>
+      <w:r>
+        <w:rPr>
+          <w:rFonts w:ascii="Arial" w:cs="Arial" w:eastAsia="Arial" w:hAnsi="Arial"/>
+          <w:sz w:val="20"/>
+          <w:szCs w:val="20"/>
+        </w:rPr>
+        <w:t xml:space="preserve">Show normal usage (happy path)</w:t>
+      </w:r>
+    </w:p>
+    <w:p>
+      <w:pPr>
+        <w:spacing w:after="60"/>
+        <w:ind w:left="360"/>
+      </w:pPr>
+      <w:r>
+        <w:rPr>
+          <w:rFonts w:ascii="Arial" w:cs="Arial" w:eastAsia="Arial" w:hAnsi="Arial"/>
+          <w:sz w:val="20"/>
+          <w:szCs w:val="20"/>
+        </w:rPr>
+        <w:t xml:space="preserve">• </w:t>
+      </w:r>
+      <w:r>
+        <w:rPr>
+          <w:rFonts w:ascii="Arial" w:cs="Arial" w:eastAsia="Arial" w:hAnsi="Arial"/>
+          <w:sz w:val="20"/>
+          <w:szCs w:val="20"/>
+        </w:rPr>
+        <w:t xml:space="preserve">Show what output looks like</w:t>
+      </w:r>
+    </w:p>
+    <w:p>
+      <w:pPr>
+        <w:spacing w:after="60"/>
+        <w:ind w:left="360"/>
+      </w:pPr>
+      <w:r>
+        <w:rPr>
+          <w:rFonts w:ascii="Arial" w:cs="Arial" w:eastAsia="Arial" w:hAnsi="Arial"/>
+          <w:sz w:val="20"/>
+          <w:szCs w:val="20"/>
+        </w:rPr>
+        <w:t xml:space="preserve">• </w:t>
+      </w:r>
+      <w:r>
+        <w:rPr>
+          <w:rFonts w:ascii="Arial" w:cs="Arial" w:eastAsia="Arial" w:hAnsi="Arial"/>
+          <w:sz w:val="20"/>
+          <w:szCs w:val="20"/>
+        </w:rPr>
+        <w:t xml:space="preserve">Demonstrate at least 2 different scenarios</w:t>
+      </w:r>
+    </w:p>
+    <w:p>
+      <w:pPr>
+        <w:spacing w:after="60"/>
+      </w:pPr>
+      <w:r>
+        <w:rPr>
+          <w:rFonts w:ascii="Arial" w:cs="Arial" w:eastAsia="Arial" w:hAnsi="Arial"/>
+          <w:sz w:val="20"/>
+          <w:szCs w:val="20"/>
+        </w:rPr>
+        <w:t xml:space="preserve">3. Code Highlights (2 minutes)</w:t>
+      </w:r>
+    </w:p>
+    <w:p>
+      <w:pPr>
+        <w:spacing w:after="60"/>
+        <w:ind w:left="360"/>
+      </w:pPr>
+      <w:r>
+        <w:rPr>
+          <w:rFonts w:ascii="Arial" w:cs="Arial" w:eastAsia="Arial" w:hAnsi="Arial"/>
+          <w:sz w:val="20"/>
+          <w:szCs w:val="20"/>
+        </w:rPr>
+        <w:t xml:space="preserve">• </w:t>
+      </w:r>
+      <w:r>
+        <w:rPr>
+          <w:rFonts w:ascii="Arial" w:cs="Arial" w:eastAsia="Arial" w:hAnsi="Arial"/>
+          <w:sz w:val="20"/>
+          <w:szCs w:val="20"/>
+        </w:rPr>
+        <w:t xml:space="preserve">Show most interesting conditional logic</w:t>
+      </w:r>
+    </w:p>
+    <w:p>
+      <w:pPr>
+        <w:spacing w:after="60"/>
+        <w:ind w:left="360"/>
+      </w:pPr>
+      <w:r>
+        <w:rPr>
+          <w:rFonts w:ascii="Arial" w:cs="Arial" w:eastAsia="Arial" w:hAnsi="Arial"/>
+          <w:sz w:val="20"/>
+          <w:szCs w:val="20"/>
+        </w:rPr>
+        <w:t xml:space="preserve">• </w:t>
+      </w:r>
+      <w:r>
+        <w:rPr>
+          <w:rFonts w:ascii="Arial" w:cs="Arial" w:eastAsia="Arial" w:hAnsi="Arial"/>
+          <w:sz w:val="20"/>
+          <w:szCs w:val="20"/>
+        </w:rPr>
+        <w:t xml:space="preserve">Explain a complex decision</w:t>
+      </w:r>
+    </w:p>
+    <w:p>
+      <w:pPr>
+        <w:spacing w:after="60"/>
+        <w:ind w:left="360"/>
+      </w:pPr>
+      <w:r>
+        <w:rPr>
+          <w:rFonts w:ascii="Arial" w:cs="Arial" w:eastAsia="Arial" w:hAnsi="Arial"/>
+          <w:sz w:val="20"/>
+          <w:szCs w:val="20"/>
+        </w:rPr>
+        <w:t xml:space="preserve">• </w:t>
+      </w:r>
+      <w:r>
+        <w:rPr>
+          <w:rFonts w:ascii="Arial" w:cs="Arial" w:eastAsia="Arial" w:hAnsi="Arial"/>
+          <w:sz w:val="20"/>
+          <w:szCs w:val="20"/>
+        </w:rPr>
+        <w:t xml:space="preserve">Point out input validation</w:t>
+      </w:r>
+    </w:p>
+    <w:p>
+      <w:pPr>
+        <w:spacing w:after="60"/>
+        <w:ind w:left="360"/>
+      </w:pPr>
+      <w:r>
+        <w:rPr>
+          <w:rFonts w:ascii="Arial" w:cs="Arial" w:eastAsia="Arial" w:hAnsi="Arial"/>
+          <w:sz w:val="20"/>
+          <w:szCs w:val="20"/>
+        </w:rPr>
+        <w:t xml:space="preserve">• </w:t>
+      </w:r>
+      <w:r>
+        <w:rPr>
+          <w:rFonts w:ascii="Arial" w:cs="Arial" w:eastAsia="Arial" w:hAnsi="Arial"/>
+          <w:sz w:val="20"/>
+          <w:szCs w:val="20"/>
+        </w:rPr>
+        <w:t xml:space="preserve">Mention challenges overcome</w:t>
+      </w:r>
+    </w:p>
+    <w:p>
+      <w:pPr>
+        <w:spacing w:after="60"/>
+      </w:pPr>
+      <w:r>
+        <w:rPr>
+          <w:rFonts w:ascii="Arial" w:cs="Arial" w:eastAsia="Arial" w:hAnsi="Arial"/>
+          <w:sz w:val="20"/>
+          <w:szCs w:val="20"/>
+        </w:rPr>
+        <w:t xml:space="preserve">4. Q&amp;A (1 minute)</w:t>
+      </w:r>
+    </w:p>
+    <w:p>
+      <w:pPr>
+        <w:spacing w:after="60"/>
+        <w:ind w:left="360"/>
+      </w:pPr>
+      <w:r>
+        <w:rPr>
+          <w:rFonts w:ascii="Arial" w:cs="Arial" w:eastAsia="Arial" w:hAnsi="Arial"/>
+          <w:sz w:val="20"/>
+          <w:szCs w:val="20"/>
+        </w:rPr>
+        <w:t xml:space="preserve">• </w:t>
+      </w:r>
+      <w:r>
+        <w:rPr>
+          <w:rFonts w:ascii="Arial" w:cs="Arial" w:eastAsia="Arial" w:hAnsi="Arial"/>
+          <w:sz w:val="20"/>
+          <w:szCs w:val="20"/>
+        </w:rPr>
+        <w:t xml:space="preserve">Answer questions from audience</w:t>
+      </w:r>
+    </w:p>
+    <w:p>
+      <w:pPr>
+        <w:spacing w:after="60"/>
+      </w:pPr>
+      <w:r>
+        <w:rPr>
+          <w:rFonts w:ascii="Arial" w:cs="Arial" w:eastAsia="Arial" w:hAnsi="Arial"/>
+          <w:sz w:val="20"/>
+          <w:szCs w:val="20"/>
+        </w:rPr>
+        <w:t xml:space="preserve">Good Presentations:</w:t>
+      </w:r>
+    </w:p>
+    <w:p>
+      <w:pPr>
+        <w:spacing w:after="60"/>
+        <w:ind w:left="360"/>
+      </w:pPr>
+      <w:r>
+        <w:rPr>
+          <w:rFonts w:ascii="Arial" w:cs="Arial" w:eastAsia="Arial" w:hAnsi="Arial"/>
+          <w:sz w:val="20"/>
+          <w:szCs w:val="20"/>
+        </w:rPr>
+        <w:t xml:space="preserve">• </w:t>
+      </w:r>
+      <w:r>
+        <w:rPr>
+          <w:rFonts w:ascii="Arial" w:cs="Arial" w:eastAsia="Arial" w:hAnsi="Arial"/>
+          <w:sz w:val="20"/>
+          <w:szCs w:val="20"/>
+        </w:rPr>
+        <w:t xml:space="preserve">Speak clearly; face the audience</w:t>
+      </w:r>
+    </w:p>
+    <w:p>
+      <w:pPr>
+        <w:spacing w:after="60"/>
+        <w:ind w:left="360"/>
+      </w:pPr>
+      <w:r>
+        <w:rPr>
+          <w:rFonts w:ascii="Arial" w:cs="Arial" w:eastAsia="Arial" w:hAnsi="Arial"/>
+          <w:sz w:val="20"/>
+          <w:szCs w:val="20"/>
+        </w:rPr>
+        <w:t xml:space="preserve">• </w:t>
+      </w:r>
+      <w:r>
+        <w:rPr>
+          <w:rFonts w:ascii="Arial" w:cs="Arial" w:eastAsia="Arial" w:hAnsi="Arial"/>
+          <w:sz w:val="20"/>
+          <w:szCs w:val="20"/>
+        </w:rPr>
+        <w:t xml:space="preserve">Run program successfully</w:t>
+      </w:r>
+    </w:p>
+    <w:p>
+      <w:pPr>
+        <w:spacing w:after="60"/>
+        <w:ind w:left="360"/>
+      </w:pPr>
+      <w:r>
+        <w:rPr>
+          <w:rFonts w:ascii="Arial" w:cs="Arial" w:eastAsia="Arial" w:hAnsi="Arial"/>
+          <w:sz w:val="20"/>
+          <w:szCs w:val="20"/>
+        </w:rPr>
+        <w:t xml:space="preserve">• </w:t>
+      </w:r>
+      <w:r>
+        <w:rPr>
+          <w:rFonts w:ascii="Arial" w:cs="Arial" w:eastAsia="Arial" w:hAnsi="Arial"/>
+          <w:sz w:val="20"/>
+          <w:szCs w:val="20"/>
+        </w:rPr>
+        <w:t xml:space="preserve">Explain what's happening (not just running code)</w:t>
+      </w:r>
+    </w:p>
+    <w:p>
+      <w:pPr>
+        <w:spacing w:after="60"/>
+        <w:ind w:left="360"/>
+      </w:pPr>
+      <w:r>
+        <w:rPr>
+          <w:rFonts w:ascii="Arial" w:cs="Arial" w:eastAsia="Arial" w:hAnsi="Arial"/>
+          <w:sz w:val="20"/>
+          <w:szCs w:val="20"/>
+        </w:rPr>
+        <w:t xml:space="preserve">• </w:t>
+      </w:r>
+      <w:r>
+        <w:rPr>
+          <w:rFonts w:ascii="Arial" w:cs="Arial" w:eastAsia="Arial" w:hAnsi="Arial"/>
+          <w:sz w:val="20"/>
+          <w:szCs w:val="20"/>
+        </w:rPr>
+        <w:t xml:space="preserve">Use examples that show different paths</w:t>
+      </w:r>
+    </w:p>
+    <w:p>
+      <w:pPr>
+        <w:spacing w:after="60"/>
+        <w:ind w:left="360"/>
+      </w:pPr>
+      <w:r>
+        <w:rPr>
+          <w:rFonts w:ascii="Arial" w:cs="Arial" w:eastAsia="Arial" w:hAnsi="Arial"/>
+          <w:sz w:val="20"/>
+          <w:szCs w:val="20"/>
+        </w:rPr>
+        <w:t xml:space="preserve">• </w:t>
+      </w:r>
+      <w:r>
+        <w:rPr>
+          <w:rFonts w:ascii="Arial" w:cs="Arial" w:eastAsia="Arial" w:hAnsi="Arial"/>
+          <w:sz w:val="20"/>
+          <w:szCs w:val="20"/>
+        </w:rPr>
+        <w:t xml:space="preserve">Answer questions thoughtfully</w:t>
+      </w:r>
+    </w:p>
+    <w:p>
+      <w:pPr>
+        <w:spacing w:after="60"/>
+      </w:pPr>
+      <w:r>
+        <w:rPr>
+          <w:rFonts w:ascii="Arial" w:cs="Arial" w:eastAsia="Arial" w:hAnsi="Arial"/>
+          <w:sz w:val="20"/>
+          <w:szCs w:val="20"/>
+        </w:rPr>
+        <w:t xml:space="preserve">Avoid:</w:t>
+      </w:r>
+    </w:p>
+    <w:p>
+      <w:pPr>
+        <w:spacing w:after="60"/>
+        <w:ind w:left="360"/>
+      </w:pPr>
+      <w:r>
+        <w:rPr>
+          <w:rFonts w:ascii="Arial" w:cs="Arial" w:eastAsia="Arial" w:hAnsi="Arial"/>
+          <w:sz w:val="20"/>
+          <w:szCs w:val="20"/>
+        </w:rPr>
+        <w:t xml:space="preserve">• </w:t>
+      </w:r>
+      <w:r>
+        <w:rPr>
+          <w:rFonts w:ascii="Arial" w:cs="Arial" w:eastAsia="Arial" w:hAnsi="Arial"/>
+          <w:sz w:val="20"/>
+          <w:szCs w:val="20"/>
+        </w:rPr>
+        <w:t xml:space="preserve">Reading code line-by-line</w:t>
+      </w:r>
+    </w:p>
+    <w:p>
+      <w:pPr>
+        <w:spacing w:after="60"/>
+        <w:ind w:left="360"/>
+      </w:pPr>
+      <w:r>
+        <w:rPr>
+          <w:rFonts w:ascii="Arial" w:cs="Arial" w:eastAsia="Arial" w:hAnsi="Arial"/>
+          <w:sz w:val="20"/>
+          <w:szCs w:val="20"/>
+        </w:rPr>
+        <w:t xml:space="preserve">• </w:t>
+      </w:r>
+      <w:r>
+        <w:rPr>
+          <w:rFonts w:ascii="Arial" w:cs="Arial" w:eastAsia="Arial" w:hAnsi="Arial"/>
+          <w:sz w:val="20"/>
+          <w:szCs w:val="20"/>
+        </w:rPr>
+        <w:t xml:space="preserve">Assuming audience knows the code</w:t>
+      </w:r>
+    </w:p>
+    <w:p>
+      <w:pPr>
+        <w:spacing w:after="60"/>
+        <w:ind w:left="360"/>
+      </w:pPr>
+      <w:r>
+        <w:rPr>
+          <w:rFonts w:ascii="Arial" w:cs="Arial" w:eastAsia="Arial" w:hAnsi="Arial"/>
+          <w:sz w:val="20"/>
+          <w:szCs w:val="20"/>
+        </w:rPr>
+        <w:t xml:space="preserve">• </w:t>
+      </w:r>
+      <w:r>
+        <w:rPr>
+          <w:rFonts w:ascii="Arial" w:cs="Arial" w:eastAsia="Arial" w:hAnsi="Arial"/>
+          <w:sz w:val="20"/>
+          <w:szCs w:val="20"/>
+        </w:rPr>
+        <w:t xml:space="preserve">Rushing through explanations</w:t>
+      </w:r>
+    </w:p>
+    <w:p>
+      <w:pPr>
+        <w:spacing w:after="60"/>
+        <w:ind w:left="360"/>
+      </w:pPr>
+      <w:r>
+        <w:rPr>
+          <w:rFonts w:ascii="Arial" w:cs="Arial" w:eastAsia="Arial" w:hAnsi="Arial"/>
+          <w:sz w:val="20"/>
+          <w:szCs w:val="20"/>
+        </w:rPr>
+        <w:t xml:space="preserve">• </w:t>
+      </w:r>
+      <w:r>
+        <w:rPr>
+          <w:rFonts w:ascii="Arial" w:cs="Arial" w:eastAsia="Arial" w:hAnsi="Arial"/>
+          <w:sz w:val="20"/>
+          <w:szCs w:val="20"/>
+        </w:rPr>
+        <w:t xml:space="preserve">Not testing before presenting</w:t>
+      </w:r>
+    </w:p>
+    <w:p>
+      <w:pPr>
+        <w:spacing w:after="60"/>
+        <w:ind w:left="360"/>
+      </w:pPr>
+      <w:r>
+        <w:rPr>
+          <w:rFonts w:ascii="Arial" w:cs="Arial" w:eastAsia="Arial" w:hAnsi="Arial"/>
+          <w:sz w:val="20"/>
+          <w:szCs w:val="20"/>
+        </w:rPr>
+        <w:t xml:space="preserve">• </w:t>
+      </w:r>
+      <w:r>
+        <w:rPr>
+          <w:rFonts w:ascii="Arial" w:cs="Arial" w:eastAsia="Arial" w:hAnsi="Arial"/>
+          <w:sz w:val="20"/>
+          <w:szCs w:val="20"/>
+        </w:rPr>
+        <w:t xml:space="preserve">Leaving output unclear</w:t>
+      </w:r>
+    </w:p>
+    <w:p>
+      <w:pPr>
+        <w:spacing w:after="60"/>
+      </w:pPr>
+      <w:r>
+        <w:rPr>
+          <w:rFonts w:ascii="Arial" w:cs="Arial" w:eastAsia="Arial" w:hAnsi="Arial"/>
+          <w:sz w:val="20"/>
+          <w:szCs w:val="20"/>
+        </w:rPr>
+        <w:t xml:space="preserve">As classmates present, use this form to provide constructive feedback:</w:t>
+      </w:r>
+    </w:p>
+    <w:p>
+      <w:pPr>
+        <w:spacing w:after="60"/>
+      </w:pPr>
+      <w:r>
+        <w:rPr>
+          <w:rFonts w:ascii="Arial" w:cs="Arial" w:eastAsia="Arial" w:hAnsi="Arial"/>
+          <w:sz w:val="20"/>
+          <w:szCs w:val="20"/>
+        </w:rPr>
+        <w:t xml:space="preserve">Program Name: ________________</w:t>
+      </w:r>
+    </w:p>
+    <w:p>
+      <w:pPr>
+        <w:spacing w:after="60"/>
+      </w:pPr>
+      <w:r>
+        <w:rPr>
+          <w:rFonts w:ascii="Arial" w:cs="Arial" w:eastAsia="Arial" w:hAnsi="Arial"/>
+          <w:sz w:val="20"/>
+          <w:szCs w:val="20"/>
+        </w:rPr>
+        <w:t xml:space="preserve">Presenter: ________________</w:t>
+      </w:r>
+    </w:p>
+    <w:p>
+      <w:pPr>
+        <w:spacing w:after="60"/>
+      </w:pPr>
+      <w:r>
+        <w:rPr>
+          <w:rFonts w:ascii="Arial" w:cs="Arial" w:eastAsia="Arial" w:hAnsi="Arial"/>
+          <w:sz w:val="20"/>
+          <w:szCs w:val="20"/>
+        </w:rPr>
+        <w:t xml:space="preserve">1.</w:t>
+      </w:r>
+    </w:p>
+    <w:p>
+      <w:pPr>
+        <w:spacing w:after="60"/>
+      </w:pPr>
+      <w:r>
+        <w:rPr>
+          <w:rFonts w:ascii="Arial" w:cs="Arial" w:eastAsia="Arial" w:hAnsi="Arial"/>
+          <w:sz w:val="20"/>
+          <w:szCs w:val="20"/>
+        </w:rPr>
+        <w:t xml:space="preserve">2.</w:t>
+      </w:r>
+    </w:p>
+    <w:p>
+      <w:pPr>
+        <w:spacing w:after="60"/>
+      </w:pPr>
+      <w:r>
+        <w:rPr>
+          <w:rFonts w:ascii="Arial" w:cs="Arial" w:eastAsia="Arial" w:hAnsi="Arial"/>
+          <w:sz w:val="20"/>
+          <w:szCs w:val="20"/>
+        </w:rPr>
+        <w:t xml:space="preserve">3.</w:t>
+      </w:r>
+    </w:p>
+    <w:p>
+      <w:pPr>
+        <w:spacing w:after="60"/>
+      </w:pPr>
+      <w:r>
+        <w:rPr>
+          <w:rFonts w:ascii="Arial" w:cs="Arial" w:eastAsia="Arial" w:hAnsi="Arial"/>
+          <w:sz w:val="20"/>
+          <w:szCs w:val="20"/>
+        </w:rPr>
+        <w:t xml:space="preserve">What feature did you find most creative or well-done?</w:t>
+      </w:r>
+    </w:p>
+    <w:p>
+      <w:pPr>
+        <w:spacing w:after="60"/>
+      </w:pPr>
+      <w:r>
+        <w:rPr>
+          <w:rFonts w:ascii="Arial" w:cs="Arial" w:eastAsia="Arial" w:hAnsi="Arial"/>
+          <w:sz w:val="20"/>
+          <w:szCs w:val="20"/>
+        </w:rPr>
+        <w:t xml:space="preserve">Is there anything you'd like to know more about or see improved?</w:t>
+      </w:r>
+    </w:p>
+    <w:p>
+      <w:pPr>
+        <w:spacing w:after="60"/>
+        <w:ind w:left="360"/>
+      </w:pPr>
+      <w:r>
+        <w:rPr>
+          <w:rFonts w:ascii="Arial" w:cs="Arial" w:eastAsia="Arial" w:hAnsi="Arial"/>
+          <w:sz w:val="20"/>
+          <w:szCs w:val="20"/>
+        </w:rPr>
+        <w:t xml:space="preserve">• </w:t>
+      </w:r>
+      <w:r>
+        <w:rPr>
+          <w:rFonts w:ascii="Arial" w:cs="Arial" w:eastAsia="Arial" w:hAnsi="Arial"/>
+          <w:sz w:val="20"/>
+          <w:szCs w:val="20"/>
+        </w:rPr>
+        <w:t xml:space="preserve">[ ] Program runs without errors</w:t>
+      </w:r>
+    </w:p>
+    <w:p>
+      <w:pPr>
+        <w:spacing w:after="60"/>
+        <w:ind w:left="360"/>
+      </w:pPr>
+      <w:r>
+        <w:rPr>
+          <w:rFonts w:ascii="Arial" w:cs="Arial" w:eastAsia="Arial" w:hAnsi="Arial"/>
+          <w:sz w:val="20"/>
+          <w:szCs w:val="20"/>
+        </w:rPr>
+        <w:t xml:space="preserve">• </w:t>
+      </w:r>
+      <w:r>
+        <w:rPr>
+          <w:rFonts w:ascii="Arial" w:cs="Arial" w:eastAsia="Arial" w:hAnsi="Arial"/>
+          <w:sz w:val="20"/>
+          <w:szCs w:val="20"/>
+        </w:rPr>
+        <w:t xml:space="preserve">[ ] All features work as described</w:t>
+      </w:r>
+    </w:p>
+    <w:p>
+      <w:pPr>
+        <w:spacing w:after="60"/>
+        <w:ind w:left="360"/>
+      </w:pPr>
+      <w:r>
+        <w:rPr>
+          <w:rFonts w:ascii="Arial" w:cs="Arial" w:eastAsia="Arial" w:hAnsi="Arial"/>
+          <w:sz w:val="20"/>
+          <w:szCs w:val="20"/>
+        </w:rPr>
+        <w:t xml:space="preserve">• </w:t>
+      </w:r>
+      <w:r>
+        <w:rPr>
+          <w:rFonts w:ascii="Arial" w:cs="Arial" w:eastAsia="Arial" w:hAnsi="Arial"/>
+          <w:sz w:val="20"/>
+          <w:szCs w:val="20"/>
+        </w:rPr>
+        <w:t xml:space="preserve">[ ] Handles different inputs correctly</w:t>
+      </w:r>
+    </w:p>
+    <w:p>
+      <w:pPr>
+        <w:spacing w:after="60"/>
+        <w:ind w:left="360"/>
+      </w:pPr>
+      <w:r>
+        <w:rPr>
+          <w:rFonts w:ascii="Arial" w:cs="Arial" w:eastAsia="Arial" w:hAnsi="Arial"/>
+          <w:sz w:val="20"/>
+          <w:szCs w:val="20"/>
+        </w:rPr>
+        <w:t xml:space="preserve">• </w:t>
+      </w:r>
+      <w:r>
+        <w:rPr>
+          <w:rFonts w:ascii="Arial" w:cs="Arial" w:eastAsia="Arial" w:hAnsi="Arial"/>
+          <w:sz w:val="20"/>
+          <w:szCs w:val="20"/>
+        </w:rPr>
+        <w:t xml:space="preserve">[ ] Provides clear output</w:t>
+      </w:r>
+    </w:p>
+    <w:p>
+      <w:pPr>
+        <w:spacing w:after="60"/>
+        <w:ind w:left="360"/>
+      </w:pPr>
+      <w:r>
+        <w:rPr>
+          <w:rFonts w:ascii="Arial" w:cs="Arial" w:eastAsia="Arial" w:hAnsi="Arial"/>
+          <w:sz w:val="20"/>
+          <w:szCs w:val="20"/>
+        </w:rPr>
+        <w:t xml:space="preserve">• </w:t>
+      </w:r>
+      <w:r>
+        <w:rPr>
+          <w:rFonts w:ascii="Arial" w:cs="Arial" w:eastAsia="Arial" w:hAnsi="Arial"/>
+          <w:sz w:val="20"/>
+          <w:szCs w:val="20"/>
+        </w:rPr>
+        <w:t xml:space="preserve">[ ] Logic is easy to follow</w:t>
+      </w:r>
+    </w:p>
+    <w:p>
+      <w:pPr>
+        <w:spacing w:after="60"/>
+        <w:ind w:left="360"/>
+      </w:pPr>
+      <w:r>
+        <w:rPr>
+          <w:rFonts w:ascii="Arial" w:cs="Arial" w:eastAsia="Arial" w:hAnsi="Arial"/>
+          <w:sz w:val="20"/>
+          <w:szCs w:val="20"/>
+        </w:rPr>
+        <w:t xml:space="preserve">• </w:t>
+      </w:r>
+      <w:r>
+        <w:rPr>
+          <w:rFonts w:ascii="Arial" w:cs="Arial" w:eastAsia="Arial" w:hAnsi="Arial"/>
+          <w:sz w:val="20"/>
+          <w:szCs w:val="20"/>
+        </w:rPr>
+        <w:t xml:space="preserve">[ ] Variable names are clear</w:t>
+      </w:r>
+    </w:p>
+    <w:p>
+      <w:pPr>
+        <w:spacing w:after="60"/>
+        <w:ind w:left="360"/>
+      </w:pPr>
+      <w:r>
+        <w:rPr>
+          <w:rFonts w:ascii="Arial" w:cs="Arial" w:eastAsia="Arial" w:hAnsi="Arial"/>
+          <w:sz w:val="20"/>
+          <w:szCs w:val="20"/>
+        </w:rPr>
+        <w:t xml:space="preserve">• </w:t>
+      </w:r>
+      <w:r>
+        <w:rPr>
+          <w:rFonts w:ascii="Arial" w:cs="Arial" w:eastAsia="Arial" w:hAnsi="Arial"/>
+          <w:sz w:val="20"/>
+          <w:szCs w:val="20"/>
+        </w:rPr>
+        <w:t xml:space="preserve">[ ] Comments explain complex parts</w:t>
+      </w:r>
+    </w:p>
+    <w:p>
+      <w:pPr>
+        <w:spacing w:after="60"/>
+        <w:ind w:left="360"/>
+      </w:pPr>
+      <w:r>
+        <w:rPr>
+          <w:rFonts w:ascii="Arial" w:cs="Arial" w:eastAsia="Arial" w:hAnsi="Arial"/>
+          <w:sz w:val="20"/>
+          <w:szCs w:val="20"/>
+        </w:rPr>
+        <w:t xml:space="preserve">• </w:t>
+      </w:r>
+      <w:r>
+        <w:rPr>
+          <w:rFonts w:ascii="Arial" w:cs="Arial" w:eastAsia="Arial" w:hAnsi="Arial"/>
+          <w:sz w:val="20"/>
+          <w:szCs w:val="20"/>
+        </w:rPr>
+        <w:t xml:space="preserve">[ ] Indentation is consistent</w:t>
+      </w:r>
+    </w:p>
+    <w:p>
+      <w:pPr>
+        <w:spacing w:after="60"/>
+        <w:ind w:left="360"/>
+      </w:pPr>
+      <w:r>
+        <w:rPr>
+          <w:rFonts w:ascii="Arial" w:cs="Arial" w:eastAsia="Arial" w:hAnsi="Arial"/>
+          <w:sz w:val="20"/>
+          <w:szCs w:val="20"/>
+        </w:rPr>
+        <w:t xml:space="preserve">• </w:t>
+      </w:r>
+      <w:r>
+        <w:rPr>
+          <w:rFonts w:ascii="Arial" w:cs="Arial" w:eastAsia="Arial" w:hAnsi="Arial"/>
+          <w:sz w:val="20"/>
+          <w:szCs w:val="20"/>
+        </w:rPr>
+        <w:t xml:space="preserve">[ ] Meets all requirements</w:t>
+      </w:r>
+    </w:p>
+    <w:p>
+      <w:pPr>
+        <w:spacing w:after="60"/>
+        <w:ind w:left="360"/>
+      </w:pPr>
+      <w:r>
+        <w:rPr>
+          <w:rFonts w:ascii="Arial" w:cs="Arial" w:eastAsia="Arial" w:hAnsi="Arial"/>
+          <w:sz w:val="20"/>
+          <w:szCs w:val="20"/>
+        </w:rPr>
+        <w:t xml:space="preserve">• </w:t>
+      </w:r>
+      <w:r>
+        <w:rPr>
+          <w:rFonts w:ascii="Arial" w:cs="Arial" w:eastAsia="Arial" w:hAnsi="Arial"/>
+          <w:sz w:val="20"/>
+          <w:szCs w:val="20"/>
+        </w:rPr>
+        <w:t xml:space="preserve">[ ] Has at least 5 decision branches</w:t>
+      </w:r>
+    </w:p>
+    <w:p>
+      <w:pPr>
+        <w:spacing w:after="60"/>
+        <w:ind w:left="360"/>
+      </w:pPr>
+      <w:r>
+        <w:rPr>
+          <w:rFonts w:ascii="Arial" w:cs="Arial" w:eastAsia="Arial" w:hAnsi="Arial"/>
+          <w:sz w:val="20"/>
+          <w:szCs w:val="20"/>
+        </w:rPr>
+        <w:t xml:space="preserve">• </w:t>
+      </w:r>
+      <w:r>
+        <w:rPr>
+          <w:rFonts w:ascii="Arial" w:cs="Arial" w:eastAsia="Arial" w:hAnsi="Arial"/>
+          <w:sz w:val="20"/>
+          <w:szCs w:val="20"/>
+        </w:rPr>
+        <w:t xml:space="preserve">[ ] Uses conditionals effectively</w:t>
+      </w:r>
+    </w:p>
+    <w:p>
+      <w:pPr>
+        <w:spacing w:after="60"/>
+        <w:ind w:left="360"/>
+      </w:pPr>
+      <w:r>
+        <w:rPr>
+          <w:rFonts w:ascii="Arial" w:cs="Arial" w:eastAsia="Arial" w:hAnsi="Arial"/>
+          <w:sz w:val="20"/>
+          <w:szCs w:val="20"/>
+        </w:rPr>
+        <w:t xml:space="preserve">• </w:t>
+      </w:r>
+      <w:r>
+        <w:rPr>
+          <w:rFonts w:ascii="Arial" w:cs="Arial" w:eastAsia="Arial" w:hAnsi="Arial"/>
+          <w:sz w:val="20"/>
+          <w:szCs w:val="20"/>
+        </w:rPr>
+        <w:t xml:space="preserve">[ ] Shows good problem-solving</w:t>
+      </w:r>
+    </w:p>
+    <w:p>
+      <w:pPr>
+        <w:spacing w:after="60"/>
+        <w:ind w:left="360"/>
+      </w:pPr>
+      <w:r>
+        <w:rPr>
+          <w:rFonts w:ascii="Arial" w:cs="Arial" w:eastAsia="Arial" w:hAnsi="Arial"/>
+          <w:sz w:val="20"/>
+          <w:szCs w:val="20"/>
+        </w:rPr>
+        <w:t xml:space="preserve">• </w:t>
+      </w:r>
+      <w:r>
+        <w:rPr>
+          <w:rFonts w:ascii="Arial" w:cs="Arial" w:eastAsia="Arial" w:hAnsi="Arial"/>
+          <w:sz w:val="20"/>
+          <w:szCs w:val="20"/>
+        </w:rPr>
+        <w:t xml:space="preserve">[ ] Program is easy to use</w:t>
+      </w:r>
+    </w:p>
+    <w:p>
+      <w:pPr>
+        <w:spacing w:after="60"/>
+        <w:ind w:left="360"/>
+      </w:pPr>
+      <w:r>
+        <w:rPr>
+          <w:rFonts w:ascii="Arial" w:cs="Arial" w:eastAsia="Arial" w:hAnsi="Arial"/>
+          <w:sz w:val="20"/>
+          <w:szCs w:val="20"/>
+        </w:rPr>
+        <w:t xml:space="preserve">• </w:t>
+      </w:r>
+      <w:r>
+        <w:rPr>
+          <w:rFonts w:ascii="Arial" w:cs="Arial" w:eastAsia="Arial" w:hAnsi="Arial"/>
+          <w:sz w:val="20"/>
+          <w:szCs w:val="20"/>
+        </w:rPr>
+        <w:t xml:space="preserve">[ ] Prompts are clear</w:t>
+      </w:r>
+    </w:p>
+    <w:p>
+      <w:pPr>
+        <w:spacing w:after="60"/>
+        <w:ind w:left="360"/>
+      </w:pPr>
+      <w:r>
+        <w:rPr>
+          <w:rFonts w:ascii="Arial" w:cs="Arial" w:eastAsia="Arial" w:hAnsi="Arial"/>
+          <w:sz w:val="20"/>
+          <w:szCs w:val="20"/>
+        </w:rPr>
+        <w:t xml:space="preserve">• </w:t>
+      </w:r>
+      <w:r>
+        <w:rPr>
+          <w:rFonts w:ascii="Arial" w:cs="Arial" w:eastAsia="Arial" w:hAnsi="Arial"/>
+          <w:sz w:val="20"/>
+          <w:szCs w:val="20"/>
+        </w:rPr>
+        <w:t xml:space="preserve">[ ] Feedback is helpful</w:t>
+      </w:r>
+    </w:p>
+    <w:p>
+      <w:pPr>
+        <w:spacing w:after="60"/>
+        <w:ind w:left="360"/>
+      </w:pPr>
+      <w:r>
+        <w:rPr>
+          <w:rFonts w:ascii="Arial" w:cs="Arial" w:eastAsia="Arial" w:hAnsi="Arial"/>
+          <w:sz w:val="20"/>
+          <w:szCs w:val="20"/>
+        </w:rPr>
+        <w:t xml:space="preserve">• </w:t>
+      </w:r>
+      <w:r>
+        <w:rPr>
+          <w:rFonts w:ascii="Arial" w:cs="Arial" w:eastAsia="Arial" w:hAnsi="Arial"/>
+          <w:sz w:val="20"/>
+          <w:szCs w:val="20"/>
+        </w:rPr>
+        <w:t xml:space="preserve">[ ] Edge cases handled</w:t>
+      </w:r>
+    </w:p>
+    <w:p>
+      <w:pPr>
+        <w:spacing w:after="60"/>
+        <w:ind w:left="360"/>
+      </w:pPr>
+      <w:r>
+        <w:rPr>
+          <w:rFonts w:ascii="Arial" w:cs="Arial" w:eastAsia="Arial" w:hAnsi="Arial"/>
+          <w:sz w:val="20"/>
+          <w:szCs w:val="20"/>
+        </w:rPr>
+        <w:t xml:space="preserve">• </w:t>
+      </w:r>
+      <w:r>
+        <w:rPr>
+          <w:rFonts w:ascii="Arial" w:cs="Arial" w:eastAsia="Arial" w:hAnsi="Arial"/>
+          <w:sz w:val="20"/>
+          <w:szCs w:val="20"/>
+        </w:rPr>
+        <w:t xml:space="preserve">Strengths: (What did the student do well?)</w:t>
+      </w:r>
+    </w:p>
+    <w:p>
+      <w:pPr>
+        <w:spacing w:after="60"/>
+        <w:ind w:left="360"/>
+      </w:pPr>
+      <w:r>
+        <w:rPr>
+          <w:rFonts w:ascii="Arial" w:cs="Arial" w:eastAsia="Arial" w:hAnsi="Arial"/>
+          <w:sz w:val="20"/>
+          <w:szCs w:val="20"/>
+        </w:rPr>
+        <w:t xml:space="preserve">• </w:t>
+      </w:r>
+      <w:r>
+        <w:rPr>
+          <w:rFonts w:ascii="Arial" w:cs="Arial" w:eastAsia="Arial" w:hAnsi="Arial"/>
+          <w:sz w:val="20"/>
+          <w:szCs w:val="20"/>
+        </w:rPr>
+        <w:t xml:space="preserve">Growth Areas: (What could be improved?)</w:t>
+      </w:r>
+    </w:p>
+    <w:p>
+      <w:pPr>
+        <w:spacing w:after="60"/>
+        <w:ind w:left="360"/>
+      </w:pPr>
+      <w:r>
+        <w:rPr>
+          <w:rFonts w:ascii="Arial" w:cs="Arial" w:eastAsia="Arial" w:hAnsi="Arial"/>
+          <w:sz w:val="20"/>
+          <w:szCs w:val="20"/>
+        </w:rPr>
+        <w:t xml:space="preserve">• </w:t>
+      </w:r>
+      <w:r>
+        <w:rPr>
+          <w:rFonts w:ascii="Arial" w:cs="Arial" w:eastAsia="Arial" w:hAnsi="Arial"/>
+          <w:sz w:val="20"/>
+          <w:szCs w:val="20"/>
+        </w:rPr>
+        <w:t xml:space="preserve">Questions: (Anything you'd like to know more about?)</w:t>
+      </w:r>
+    </w:p>
+    <w:p>
+      <w:pPr>
+        <w:spacing w:after="60"/>
+      </w:pPr>
+      <w:r>
+        <w:rPr>
+          <w:rFonts w:ascii="Arial" w:cs="Arial" w:eastAsia="Arial" w:hAnsi="Arial"/>
+          <w:sz w:val="20"/>
+          <w:szCs w:val="20"/>
+        </w:rPr>
+        <w:t xml:space="preserve">Good Feedback:</w:t>
+      </w:r>
+    </w:p>
+    <w:p>
+      <w:pPr>
+        <w:spacing w:after="60"/>
+        <w:ind w:left="360"/>
+      </w:pPr>
+      <w:r>
+        <w:rPr>
+          <w:rFonts w:ascii="Arial" w:cs="Arial" w:eastAsia="Arial" w:hAnsi="Arial"/>
+          <w:sz w:val="20"/>
+          <w:szCs w:val="20"/>
+        </w:rPr>
+        <w:t xml:space="preserve">• </w:t>
+      </w:r>
+      <w:r>
+        <w:rPr>
+          <w:rFonts w:ascii="Arial" w:cs="Arial" w:eastAsia="Arial" w:hAnsi="Arial"/>
+          <w:sz w:val="20"/>
+          <w:szCs w:val="20"/>
+        </w:rPr>
+        <w:t xml:space="preserve">"Your menu system was very clear. The options were easy to understand."</w:t>
+      </w:r>
+    </w:p>
+    <w:p>
+      <w:pPr>
+        <w:spacing w:after="60"/>
+        <w:ind w:left="360"/>
+      </w:pPr>
+      <w:r>
+        <w:rPr>
+          <w:rFonts w:ascii="Arial" w:cs="Arial" w:eastAsia="Arial" w:hAnsi="Arial"/>
+          <w:sz w:val="20"/>
+          <w:szCs w:val="20"/>
+        </w:rPr>
+        <w:t xml:space="preserve">• </w:t>
+      </w:r>
+      <w:r>
+        <w:rPr>
+          <w:rFonts w:ascii="Arial" w:cs="Arial" w:eastAsia="Arial" w:hAnsi="Arial"/>
+          <w:sz w:val="20"/>
+          <w:szCs w:val="20"/>
+        </w:rPr>
+        <w:t xml:space="preserve">"The error handling was strong. It caught invalid inputs well."</w:t>
+      </w:r>
+    </w:p>
+    <w:p>
+      <w:pPr>
+        <w:spacing w:after="60"/>
+        <w:ind w:left="360"/>
+      </w:pPr>
+      <w:r>
+        <w:rPr>
+          <w:rFonts w:ascii="Arial" w:cs="Arial" w:eastAsia="Arial" w:hAnsi="Arial"/>
+          <w:sz w:val="20"/>
+          <w:szCs w:val="20"/>
+        </w:rPr>
+        <w:t xml:space="preserve">• </w:t>
+      </w:r>
+      <w:r>
+        <w:rPr>
+          <w:rFonts w:ascii="Arial" w:cs="Arial" w:eastAsia="Arial" w:hAnsi="Arial"/>
+          <w:sz w:val="20"/>
+          <w:szCs w:val="20"/>
+        </w:rPr>
+        <w:t xml:space="preserve">"I liked how you explained your decision logic. It made it easy to follow."</w:t>
+      </w:r>
+    </w:p>
+    <w:p>
+      <w:pPr>
+        <w:spacing w:after="60"/>
+        <w:ind w:left="360"/>
+      </w:pPr>
+      <w:r>
+        <w:rPr>
+          <w:rFonts w:ascii="Arial" w:cs="Arial" w:eastAsia="Arial" w:hAnsi="Arial"/>
+          <w:sz w:val="20"/>
+          <w:szCs w:val="20"/>
+        </w:rPr>
+        <w:t xml:space="preserve">• </w:t>
+      </w:r>
+      <w:r>
+        <w:rPr>
+          <w:rFonts w:ascii="Arial" w:cs="Arial" w:eastAsia="Arial" w:hAnsi="Arial"/>
+          <w:sz w:val="20"/>
+          <w:szCs w:val="20"/>
+        </w:rPr>
+        <w:t xml:space="preserve">"You could enhance this by adding X feature..."</w:t>
+      </w:r>
+    </w:p>
+    <w:p>
+      <w:pPr>
+        <w:spacing w:after="60"/>
+        <w:ind w:left="360"/>
+      </w:pPr>
+      <w:r>
+        <w:rPr>
+          <w:rFonts w:ascii="Arial" w:cs="Arial" w:eastAsia="Arial" w:hAnsi="Arial"/>
+          <w:sz w:val="20"/>
+          <w:szCs w:val="20"/>
+        </w:rPr>
+        <w:t xml:space="preserve">• </w:t>
+      </w:r>
+      <w:r>
+        <w:rPr>
+          <w:rFonts w:ascii="Arial" w:cs="Arial" w:eastAsia="Arial" w:hAnsi="Arial"/>
+          <w:sz w:val="20"/>
+          <w:szCs w:val="20"/>
+        </w:rPr>
+        <w:t xml:space="preserve">"What made you choose that approach for Y?"</w:t>
+      </w:r>
+    </w:p>
+    <w:p>
+      <w:pPr>
+        <w:spacing w:after="60"/>
+      </w:pPr>
+      <w:r>
+        <w:rPr>
+          <w:rFonts w:ascii="Arial" w:cs="Arial" w:eastAsia="Arial" w:hAnsi="Arial"/>
+          <w:sz w:val="20"/>
+          <w:szCs w:val="20"/>
+        </w:rPr>
+        <w:t xml:space="preserve">Avoid:</w:t>
+      </w:r>
+    </w:p>
+    <w:p>
+      <w:pPr>
+        <w:spacing w:after="60"/>
+        <w:ind w:left="360"/>
+      </w:pPr>
+      <w:r>
+        <w:rPr>
+          <w:rFonts w:ascii="Arial" w:cs="Arial" w:eastAsia="Arial" w:hAnsi="Arial"/>
+          <w:sz w:val="20"/>
+          <w:szCs w:val="20"/>
+        </w:rPr>
+        <w:t xml:space="preserve">• </w:t>
+      </w:r>
+      <w:r>
+        <w:rPr>
+          <w:rFonts w:ascii="Arial" w:cs="Arial" w:eastAsia="Arial" w:hAnsi="Arial"/>
+          <w:sz w:val="20"/>
+          <w:szCs w:val="20"/>
+        </w:rPr>
+        <w:t xml:space="preserve">"Your code is bad"</w:t>
+      </w:r>
+    </w:p>
+    <w:p>
+      <w:pPr>
+        <w:spacing w:after="60"/>
+        <w:ind w:left="360"/>
+      </w:pPr>
+      <w:r>
+        <w:rPr>
+          <w:rFonts w:ascii="Arial" w:cs="Arial" w:eastAsia="Arial" w:hAnsi="Arial"/>
+          <w:sz w:val="20"/>
+          <w:szCs w:val="20"/>
+        </w:rPr>
+        <w:t xml:space="preserve">• </w:t>
+      </w:r>
+      <w:r>
+        <w:rPr>
+          <w:rFonts w:ascii="Arial" w:cs="Arial" w:eastAsia="Arial" w:hAnsi="Arial"/>
+          <w:sz w:val="20"/>
+          <w:szCs w:val="20"/>
+        </w:rPr>
+        <w:t xml:space="preserve">Negative comments without suggestions</w:t>
+      </w:r>
+    </w:p>
+    <w:p>
+      <w:pPr>
+        <w:spacing w:after="60"/>
+        <w:ind w:left="360"/>
+      </w:pPr>
+      <w:r>
+        <w:rPr>
+          <w:rFonts w:ascii="Arial" w:cs="Arial" w:eastAsia="Arial" w:hAnsi="Arial"/>
+          <w:sz w:val="20"/>
+          <w:szCs w:val="20"/>
+        </w:rPr>
+        <w:t xml:space="preserve">• </w:t>
+      </w:r>
+      <w:r>
+        <w:rPr>
+          <w:rFonts w:ascii="Arial" w:cs="Arial" w:eastAsia="Arial" w:hAnsi="Arial"/>
+          <w:sz w:val="20"/>
+          <w:szCs w:val="20"/>
+        </w:rPr>
+        <w:t xml:space="preserve">Comparing to other students</w:t>
+      </w:r>
+    </w:p>
+    <w:p>
+      <w:pPr>
+        <w:spacing w:after="60"/>
+        <w:ind w:left="360"/>
+      </w:pPr>
+      <w:r>
+        <w:rPr>
+          <w:rFonts w:ascii="Arial" w:cs="Arial" w:eastAsia="Arial" w:hAnsi="Arial"/>
+          <w:sz w:val="20"/>
+          <w:szCs w:val="20"/>
+        </w:rPr>
+        <w:t xml:space="preserve">• </w:t>
+      </w:r>
+      <w:r>
+        <w:rPr>
+          <w:rFonts w:ascii="Arial" w:cs="Arial" w:eastAsia="Arial" w:hAnsi="Arial"/>
+          <w:sz w:val="20"/>
+          <w:szCs w:val="20"/>
+        </w:rPr>
+        <w:t xml:space="preserve">Personal criticism</w:t>
+      </w:r>
+    </w:p>
+    <w:p>
+      <w:pPr>
+        <w:spacing w:after="60"/>
+        <w:ind w:left="360"/>
+      </w:pPr>
+      <w:r>
+        <w:rPr>
+          <w:rFonts w:ascii="Arial" w:cs="Arial" w:eastAsia="Arial" w:hAnsi="Arial"/>
+          <w:sz w:val="20"/>
+          <w:szCs w:val="20"/>
+        </w:rPr>
+        <w:t xml:space="preserve">• </w:t>
+      </w:r>
+      <w:r>
+        <w:rPr>
+          <w:rFonts w:ascii="Arial" w:cs="Arial" w:eastAsia="Arial" w:hAnsi="Arial"/>
+          <w:sz w:val="20"/>
+          <w:szCs w:val="20"/>
+        </w:rPr>
+        <w:t xml:space="preserve">Comments that aren't constructive</w:t>
+      </w:r>
+    </w:p>
+    <w:p>
+      <w:pPr>
+        <w:spacing w:after="60"/>
+      </w:pPr>
+      <w:r>
+        <w:rPr>
+          <w:rFonts w:ascii="Arial" w:cs="Arial" w:eastAsia="Arial" w:hAnsi="Arial"/>
+          <w:sz w:val="20"/>
+          <w:szCs w:val="20"/>
+        </w:rPr>
+        <w:t xml:space="preserve">After all presentations:</w:t>
+      </w:r>
+    </w:p>
+    <w:p>
+      <w:pPr>
+        <w:spacing w:after="60"/>
+      </w:pPr>
+      <w:r>
+        <w:rPr>
+          <w:rFonts w:ascii="Arial" w:cs="Arial" w:eastAsia="Arial" w:hAnsi="Arial"/>
+          <w:sz w:val="20"/>
+          <w:szCs w:val="20"/>
+        </w:rPr>
+        <w:t xml:space="preserve">1. Common Patterns: What conditional patterns appeared in multiple projects?</w:t>
+      </w:r>
+    </w:p>
+    <w:p>
+      <w:pPr>
+        <w:spacing w:after="60"/>
+      </w:pPr>
+      <w:r>
+        <w:rPr>
+          <w:rFonts w:ascii="Arial" w:cs="Arial" w:eastAsia="Arial" w:hAnsi="Arial"/>
+          <w:sz w:val="20"/>
+          <w:szCs w:val="20"/>
+        </w:rPr>
+        <w:t xml:space="preserve">2. Most Creative: Which project solved a problem in an interesting way?</w:t>
+      </w:r>
+    </w:p>
+    <w:p>
+      <w:pPr>
+        <w:spacing w:after="60"/>
+      </w:pPr>
+      <w:r>
+        <w:rPr>
+          <w:rFonts w:ascii="Arial" w:cs="Arial" w:eastAsia="Arial" w:hAnsi="Arial"/>
+          <w:sz w:val="20"/>
+          <w:szCs w:val="20"/>
+        </w:rPr>
+        <w:t xml:space="preserve">3. Lessons Learned: What did you learn from seeing others' code?</w:t>
+      </w:r>
+    </w:p>
+    <w:p>
+      <w:pPr>
+        <w:spacing w:after="60"/>
+      </w:pPr>
+      <w:r>
+        <w:rPr>
+          <w:rFonts w:ascii="Arial" w:cs="Arial" w:eastAsia="Arial" w:hAnsi="Arial"/>
+          <w:sz w:val="20"/>
+          <w:szCs w:val="20"/>
+        </w:rPr>
+        <w:t xml:space="preserve">4. Challenges: What was hardest about building a conditional program?</w:t>
+      </w:r>
+    </w:p>
+    <w:p>
+      <w:pPr>
+        <w:spacing w:after="60"/>
+      </w:pPr>
+      <w:r>
+        <w:rPr>
+          <w:rFonts w:ascii="Arial" w:cs="Arial" w:eastAsia="Arial" w:hAnsi="Arial"/>
+          <w:sz w:val="20"/>
+          <w:szCs w:val="20"/>
+        </w:rPr>
+        <w:t xml:space="preserve">5. Real-World Application: How are conditionals used in software you use daily?</w:t>
+      </w:r>
+    </w:p>
+    <w:p>
+      <w:pPr>
+        <w:spacing w:after="60"/>
+      </w:pPr>
+      <w:r>
+        <w:rPr>
+          <w:rFonts w:ascii="Arial" w:cs="Arial" w:eastAsia="Arial" w:hAnsi="Arial"/>
+          <w:sz w:val="20"/>
+          <w:szCs w:val="20"/>
+        </w:rPr>
+        <w:t xml:space="preserve">Individual Reflection (10 minutes)</w:t>
+      </w:r>
+    </w:p>
+    <w:p>
+      <w:pPr>
+        <w:spacing w:after="60"/>
+      </w:pPr>
+      <w:r>
+        <w:rPr>
+          <w:rFonts w:ascii="Arial" w:cs="Arial" w:eastAsia="Arial" w:hAnsi="Arial"/>
+          <w:sz w:val="20"/>
+          <w:szCs w:val="20"/>
+        </w:rPr>
+        <w:t xml:space="preserve">Write responses to:</w:t>
+      </w:r>
+    </w:p>
+    <w:p>
+      <w:pPr>
+        <w:spacing w:after="60"/>
+      </w:pPr>
+      <w:r>
+        <w:rPr>
+          <w:rFonts w:ascii="Arial" w:cs="Arial" w:eastAsia="Arial" w:hAnsi="Arial"/>
+          <w:sz w:val="20"/>
+          <w:szCs w:val="20"/>
+        </w:rPr>
+        <w:t xml:space="preserve">1. My Program:</w:t>
+      </w:r>
+    </w:p>
+    <w:p>
+      <w:pPr>
+        <w:spacing w:after="60"/>
+      </w:pPr>
+      <w:r>
+        <w:rPr>
+          <w:rFonts w:ascii="Arial" w:cs="Arial" w:eastAsia="Arial" w:hAnsi="Arial"/>
+          <w:sz w:val="20"/>
+          <w:szCs w:val="20"/>
+        </w:rPr>
+        <w:t xml:space="preserve">- What was the most challenging part?</w:t>
+      </w:r>
+    </w:p>
+    <w:p>
+      <w:pPr>
+        <w:spacing w:after="60"/>
+      </w:pPr>
+      <w:r>
+        <w:rPr>
+          <w:rFonts w:ascii="Arial" w:cs="Arial" w:eastAsia="Arial" w:hAnsi="Arial"/>
+          <w:sz w:val="20"/>
+          <w:szCs w:val="20"/>
+        </w:rPr>
+        <w:t xml:space="preserve">- What would you do differently next time?</w:t>
+      </w:r>
+    </w:p>
+    <w:p>
+      <w:pPr>
+        <w:spacing w:after="60"/>
+      </w:pPr>
+      <w:r>
+        <w:rPr>
+          <w:rFonts w:ascii="Arial" w:cs="Arial" w:eastAsia="Arial" w:hAnsi="Arial"/>
+          <w:sz w:val="20"/>
+          <w:szCs w:val="20"/>
+        </w:rPr>
+        <w:t xml:space="preserve">- What are you proud of?</w:t>
+      </w:r>
+    </w:p>
+    <w:p>
+      <w:pPr>
+        <w:spacing w:after="60"/>
+      </w:pPr>
+      <w:r>
+        <w:rPr>
+          <w:rFonts w:ascii="Arial" w:cs="Arial" w:eastAsia="Arial" w:hAnsi="Arial"/>
+          <w:sz w:val="20"/>
+          <w:szCs w:val="20"/>
+        </w:rPr>
+        <w:t xml:space="preserve">2. Peer Programs:</w:t>
+      </w:r>
+    </w:p>
+    <w:p>
+      <w:pPr>
+        <w:spacing w:after="60"/>
+      </w:pPr>
+      <w:r>
+        <w:rPr>
+          <w:rFonts w:ascii="Arial" w:cs="Arial" w:eastAsia="Arial" w:hAnsi="Arial"/>
+          <w:sz w:val="20"/>
+          <w:szCs w:val="20"/>
+        </w:rPr>
+        <w:t xml:space="preserve">- What feature from a peer's project did you like best?</w:t>
+      </w:r>
+    </w:p>
+    <w:p>
+      <w:pPr>
+        <w:spacing w:after="60"/>
+      </w:pPr>
+      <w:r>
+        <w:rPr>
+          <w:rFonts w:ascii="Arial" w:cs="Arial" w:eastAsia="Arial" w:hAnsi="Arial"/>
+          <w:sz w:val="20"/>
+          <w:szCs w:val="20"/>
+        </w:rPr>
+        <w:t xml:space="preserve">- What did you learn from seeing others' code?</w:t>
+      </w:r>
+    </w:p>
+    <w:p>
+      <w:pPr>
+        <w:spacing w:after="60"/>
+      </w:pPr>
+      <w:r>
+        <w:rPr>
+          <w:rFonts w:ascii="Arial" w:cs="Arial" w:eastAsia="Arial" w:hAnsi="Arial"/>
+          <w:sz w:val="20"/>
+          <w:szCs w:val="20"/>
+        </w:rPr>
+        <w:t xml:space="preserve">- What conditional pattern did you see most often?</w:t>
+      </w:r>
+    </w:p>
+    <w:p>
+      <w:pPr>
+        <w:spacing w:after="60"/>
+      </w:pPr>
+      <w:r>
+        <w:rPr>
+          <w:rFonts w:ascii="Arial" w:cs="Arial" w:eastAsia="Arial" w:hAnsi="Arial"/>
+          <w:sz w:val="20"/>
+          <w:szCs w:val="20"/>
+        </w:rPr>
+        <w:t xml:space="preserve">3. Unit Reflection:</w:t>
+      </w:r>
+    </w:p>
+    <w:p>
+      <w:pPr>
+        <w:spacing w:after="60"/>
+      </w:pPr>
+      <w:r>
+        <w:rPr>
+          <w:rFonts w:ascii="Arial" w:cs="Arial" w:eastAsia="Arial" w:hAnsi="Arial"/>
+          <w:sz w:val="20"/>
+          <w:szCs w:val="20"/>
+        </w:rPr>
+        <w:t xml:space="preserve">- How have conditionals changed your understanding of programming?</w:t>
+      </w:r>
+    </w:p>
+    <w:p>
+      <w:pPr>
+        <w:spacing w:after="60"/>
+      </w:pPr>
+      <w:r>
+        <w:rPr>
+          <w:rFonts w:ascii="Arial" w:cs="Arial" w:eastAsia="Arial" w:hAnsi="Arial"/>
+          <w:sz w:val="20"/>
+          <w:szCs w:val="20"/>
+        </w:rPr>
+        <w:t xml:space="preserve">- Where do you see conditionals in real software?</w:t>
+      </w:r>
+    </w:p>
+    <w:p>
+      <w:pPr>
+        <w:spacing w:after="60"/>
+      </w:pPr>
+      <w:r>
+        <w:rPr>
+          <w:rFonts w:ascii="Arial" w:cs="Arial" w:eastAsia="Arial" w:hAnsi="Arial"/>
+          <w:sz w:val="20"/>
+          <w:szCs w:val="20"/>
+        </w:rPr>
+        <w:t xml:space="preserve">- What's your biggest takeaway from this unit?</w:t>
+      </w:r>
+    </w:p>
+    <w:p>
+      <w:pPr>
+        <w:spacing w:after="60"/>
+      </w:pPr>
+      <w:r>
+        <w:rPr>
+          <w:rFonts w:ascii="Arial" w:cs="Arial" w:eastAsia="Arial" w:hAnsi="Arial"/>
+          <w:sz w:val="20"/>
+          <w:szCs w:val="20"/>
+        </w:rPr>
+        <w:t xml:space="preserve">Before You Present:</w:t>
+      </w:r>
+    </w:p>
+    <w:p>
+      <w:pPr>
+        <w:spacing w:after="60"/>
+        <w:ind w:left="360"/>
+      </w:pPr>
+      <w:r>
+        <w:rPr>
+          <w:rFonts w:ascii="Arial" w:cs="Arial" w:eastAsia="Arial" w:hAnsi="Arial"/>
+          <w:sz w:val="20"/>
+          <w:szCs w:val="20"/>
+        </w:rPr>
+        <w:t xml:space="preserve">• </w:t>
+      </w:r>
+      <w:r>
+        <w:rPr>
+          <w:rFonts w:ascii="Arial" w:cs="Arial" w:eastAsia="Arial" w:hAnsi="Arial"/>
+          <w:sz w:val="20"/>
+          <w:szCs w:val="20"/>
+        </w:rPr>
+        <w:t xml:space="preserve">[ ] Program tested and working</w:t>
+      </w:r>
+    </w:p>
+    <w:p>
+      <w:pPr>
+        <w:spacing w:after="60"/>
+        <w:ind w:left="360"/>
+      </w:pPr>
+      <w:r>
+        <w:rPr>
+          <w:rFonts w:ascii="Arial" w:cs="Arial" w:eastAsia="Arial" w:hAnsi="Arial"/>
+          <w:sz w:val="20"/>
+          <w:szCs w:val="20"/>
+        </w:rPr>
+        <w:t xml:space="preserve">• </w:t>
+      </w:r>
+      <w:r>
+        <w:rPr>
+          <w:rFonts w:ascii="Arial" w:cs="Arial" w:eastAsia="Arial" w:hAnsi="Arial"/>
+          <w:sz w:val="20"/>
+          <w:szCs w:val="20"/>
+        </w:rPr>
+        <w:t xml:space="preserve">[ ] Presentation planned (not memorized)</w:t>
+      </w:r>
+    </w:p>
+    <w:p>
+      <w:pPr>
+        <w:spacing w:after="60"/>
+        <w:ind w:left="360"/>
+      </w:pPr>
+      <w:r>
+        <w:rPr>
+          <w:rFonts w:ascii="Arial" w:cs="Arial" w:eastAsia="Arial" w:hAnsi="Arial"/>
+          <w:sz w:val="20"/>
+          <w:szCs w:val="20"/>
+        </w:rPr>
+        <w:t xml:space="preserve">• </w:t>
+      </w:r>
+      <w:r>
+        <w:rPr>
+          <w:rFonts w:ascii="Arial" w:cs="Arial" w:eastAsia="Arial" w:hAnsi="Arial"/>
+          <w:sz w:val="20"/>
+          <w:szCs w:val="20"/>
+        </w:rPr>
+        <w:t xml:space="preserve">[ ] Examples ready to demonstrate</w:t>
+      </w:r>
+    </w:p>
+    <w:p>
+      <w:pPr>
+        <w:spacing w:after="60"/>
+        <w:ind w:left="360"/>
+      </w:pPr>
+      <w:r>
+        <w:rPr>
+          <w:rFonts w:ascii="Arial" w:cs="Arial" w:eastAsia="Arial" w:hAnsi="Arial"/>
+          <w:sz w:val="20"/>
+          <w:szCs w:val="20"/>
+        </w:rPr>
+        <w:t xml:space="preserve">• </w:t>
+      </w:r>
+      <w:r>
+        <w:rPr>
+          <w:rFonts w:ascii="Arial" w:cs="Arial" w:eastAsia="Arial" w:hAnsi="Arial"/>
+          <w:sz w:val="20"/>
+          <w:szCs w:val="20"/>
+        </w:rPr>
+        <w:t xml:space="preserve">[ ] Questions anticipated</w:t>
+      </w:r>
+    </w:p>
+    <w:p>
+      <w:pPr>
+        <w:spacing w:after="60"/>
+        <w:ind w:left="360"/>
+      </w:pPr>
+      <w:r>
+        <w:rPr>
+          <w:rFonts w:ascii="Arial" w:cs="Arial" w:eastAsia="Arial" w:hAnsi="Arial"/>
+          <w:sz w:val="20"/>
+          <w:szCs w:val="20"/>
+        </w:rPr>
+        <w:t xml:space="preserve">• </w:t>
+      </w:r>
+      <w:r>
+        <w:rPr>
+          <w:rFonts w:ascii="Arial" w:cs="Arial" w:eastAsia="Arial" w:hAnsi="Arial"/>
+          <w:sz w:val="20"/>
+          <w:szCs w:val="20"/>
+        </w:rPr>
+        <w:t xml:space="preserve">[ ] Slides or notes prepared (optional)</w:t>
+      </w:r>
+    </w:p>
+    <w:p>
+      <w:pPr>
+        <w:spacing w:after="60"/>
+      </w:pPr>
+      <w:r>
+        <w:rPr>
+          <w:rFonts w:ascii="Arial" w:cs="Arial" w:eastAsia="Arial" w:hAnsi="Arial"/>
+          <w:sz w:val="20"/>
+          <w:szCs w:val="20"/>
+        </w:rPr>
+        <w:t xml:space="preserve">During Presentation:</w:t>
+      </w:r>
+    </w:p>
+    <w:p>
+      <w:pPr>
+        <w:spacing w:after="60"/>
+        <w:ind w:left="360"/>
+      </w:pPr>
+      <w:r>
+        <w:rPr>
+          <w:rFonts w:ascii="Arial" w:cs="Arial" w:eastAsia="Arial" w:hAnsi="Arial"/>
+          <w:sz w:val="20"/>
+          <w:szCs w:val="20"/>
+        </w:rPr>
+        <w:t xml:space="preserve">• </w:t>
+      </w:r>
+      <w:r>
+        <w:rPr>
+          <w:rFonts w:ascii="Arial" w:cs="Arial" w:eastAsia="Arial" w:hAnsi="Arial"/>
+          <w:sz w:val="20"/>
+          <w:szCs w:val="20"/>
+        </w:rPr>
+        <w:t xml:space="preserve">[ ] Greet audience; introduce program</w:t>
+      </w:r>
+    </w:p>
+    <w:p>
+      <w:pPr>
+        <w:spacing w:after="60"/>
+        <w:ind w:left="360"/>
+      </w:pPr>
+      <w:r>
+        <w:rPr>
+          <w:rFonts w:ascii="Arial" w:cs="Arial" w:eastAsia="Arial" w:hAnsi="Arial"/>
+          <w:sz w:val="20"/>
+          <w:szCs w:val="20"/>
+        </w:rPr>
+        <w:t xml:space="preserve">• </w:t>
+      </w:r>
+      <w:r>
+        <w:rPr>
+          <w:rFonts w:ascii="Arial" w:cs="Arial" w:eastAsia="Arial" w:hAnsi="Arial"/>
+          <w:sz w:val="20"/>
+          <w:szCs w:val="20"/>
+        </w:rPr>
+        <w:t xml:space="preserve">[ ] Explain what it does clearly</w:t>
+      </w:r>
+    </w:p>
+    <w:p>
+      <w:pPr>
+        <w:spacing w:after="60"/>
+        <w:ind w:left="360"/>
+      </w:pPr>
+      <w:r>
+        <w:rPr>
+          <w:rFonts w:ascii="Arial" w:cs="Arial" w:eastAsia="Arial" w:hAnsi="Arial"/>
+          <w:sz w:val="20"/>
+          <w:szCs w:val="20"/>
+        </w:rPr>
+        <w:t xml:space="preserve">• </w:t>
+      </w:r>
+      <w:r>
+        <w:rPr>
+          <w:rFonts w:ascii="Arial" w:cs="Arial" w:eastAsia="Arial" w:hAnsi="Arial"/>
+          <w:sz w:val="20"/>
+          <w:szCs w:val="20"/>
+        </w:rPr>
+        <w:t xml:space="preserve">[ ] Run program successfully</w:t>
+      </w:r>
+    </w:p>
+    <w:p>
+      <w:pPr>
+        <w:spacing w:after="60"/>
+        <w:ind w:left="360"/>
+      </w:pPr>
+      <w:r>
+        <w:rPr>
+          <w:rFonts w:ascii="Arial" w:cs="Arial" w:eastAsia="Arial" w:hAnsi="Arial"/>
+          <w:sz w:val="20"/>
+          <w:szCs w:val="20"/>
+        </w:rPr>
+        <w:t xml:space="preserve">• </w:t>
+      </w:r>
+      <w:r>
+        <w:rPr>
+          <w:rFonts w:ascii="Arial" w:cs="Arial" w:eastAsia="Arial" w:hAnsi="Arial"/>
+          <w:sz w:val="20"/>
+          <w:szCs w:val="20"/>
+        </w:rPr>
+        <w:t xml:space="preserve">[ ] Show different execution paths</w:t>
+      </w:r>
+    </w:p>
+    <w:p>
+      <w:pPr>
+        <w:spacing w:after="60"/>
+        <w:ind w:left="360"/>
+      </w:pPr>
+      <w:r>
+        <w:rPr>
+          <w:rFonts w:ascii="Arial" w:cs="Arial" w:eastAsia="Arial" w:hAnsi="Arial"/>
+          <w:sz w:val="20"/>
+          <w:szCs w:val="20"/>
+        </w:rPr>
+        <w:t xml:space="preserve">• </w:t>
+      </w:r>
+      <w:r>
+        <w:rPr>
+          <w:rFonts w:ascii="Arial" w:cs="Arial" w:eastAsia="Arial" w:hAnsi="Arial"/>
+          <w:sz w:val="20"/>
+          <w:szCs w:val="20"/>
+        </w:rPr>
+        <w:t xml:space="preserve">[ ] Highlight interesting code</w:t>
+      </w:r>
+    </w:p>
+    <w:p>
+      <w:pPr>
+        <w:spacing w:after="60"/>
+        <w:ind w:left="360"/>
+      </w:pPr>
+      <w:r>
+        <w:rPr>
+          <w:rFonts w:ascii="Arial" w:cs="Arial" w:eastAsia="Arial" w:hAnsi="Arial"/>
+          <w:sz w:val="20"/>
+          <w:szCs w:val="20"/>
+        </w:rPr>
+        <w:t xml:space="preserve">• </w:t>
+      </w:r>
+      <w:r>
+        <w:rPr>
+          <w:rFonts w:ascii="Arial" w:cs="Arial" w:eastAsia="Arial" w:hAnsi="Arial"/>
+          <w:sz w:val="20"/>
+          <w:szCs w:val="20"/>
+        </w:rPr>
+        <w:t xml:space="preserve">[ ] Answer questions clearly</w:t>
+      </w:r>
+    </w:p>
+    <w:p>
+      <w:pPr>
+        <w:spacing w:after="60"/>
+        <w:ind w:left="360"/>
+      </w:pPr>
+      <w:r>
+        <w:rPr>
+          <w:rFonts w:ascii="Arial" w:cs="Arial" w:eastAsia="Arial" w:hAnsi="Arial"/>
+          <w:sz w:val="20"/>
+          <w:szCs w:val="20"/>
+        </w:rPr>
+        <w:t xml:space="preserve">• </w:t>
+      </w:r>
+      <w:r>
+        <w:rPr>
+          <w:rFonts w:ascii="Arial" w:cs="Arial" w:eastAsia="Arial" w:hAnsi="Arial"/>
+          <w:sz w:val="20"/>
+          <w:szCs w:val="20"/>
+        </w:rPr>
+        <w:t xml:space="preserve">[ ] Thank audience</w:t>
+      </w:r>
+    </w:p>
+    <w:p>
+      <w:pPr>
+        <w:spacing w:after="60"/>
+      </w:pPr>
+      <w:r>
+        <w:rPr>
+          <w:rFonts w:ascii="Arial" w:cs="Arial" w:eastAsia="Arial" w:hAnsi="Arial"/>
+          <w:sz w:val="20"/>
+          <w:szCs w:val="20"/>
+        </w:rPr>
+        <w:t xml:space="preserve">After Presentation:</w:t>
+      </w:r>
+    </w:p>
+    <w:p>
+      <w:pPr>
+        <w:spacing w:after="60"/>
+        <w:ind w:left="360"/>
+      </w:pPr>
+      <w:r>
+        <w:rPr>
+          <w:rFonts w:ascii="Arial" w:cs="Arial" w:eastAsia="Arial" w:hAnsi="Arial"/>
+          <w:sz w:val="20"/>
+          <w:szCs w:val="20"/>
+        </w:rPr>
+        <w:t xml:space="preserve">• </w:t>
+      </w:r>
+      <w:r>
+        <w:rPr>
+          <w:rFonts w:ascii="Arial" w:cs="Arial" w:eastAsia="Arial" w:hAnsi="Arial"/>
+          <w:sz w:val="20"/>
+          <w:szCs w:val="20"/>
+        </w:rPr>
+        <w:t xml:space="preserve">[ ] Thank classmates for feedback</w:t>
+      </w:r>
+    </w:p>
+    <w:p>
+      <w:pPr>
+        <w:spacing w:after="60"/>
+        <w:ind w:left="360"/>
+      </w:pPr>
+      <w:r>
+        <w:rPr>
+          <w:rFonts w:ascii="Arial" w:cs="Arial" w:eastAsia="Arial" w:hAnsi="Arial"/>
+          <w:sz w:val="20"/>
+          <w:szCs w:val="20"/>
+        </w:rPr>
+        <w:t xml:space="preserve">• </w:t>
+      </w:r>
+      <w:r>
+        <w:rPr>
+          <w:rFonts w:ascii="Arial" w:cs="Arial" w:eastAsia="Arial" w:hAnsi="Arial"/>
+          <w:sz w:val="20"/>
+          <w:szCs w:val="20"/>
+        </w:rPr>
+        <w:t xml:space="preserve">[ ] Note suggestions for improvement</w:t>
+      </w:r>
+    </w:p>
+    <w:p>
+      <w:pPr>
+        <w:spacing w:after="60"/>
+        <w:ind w:left="360"/>
+      </w:pPr>
+      <w:r>
+        <w:rPr>
+          <w:rFonts w:ascii="Arial" w:cs="Arial" w:eastAsia="Arial" w:hAnsi="Arial"/>
+          <w:sz w:val="20"/>
+          <w:szCs w:val="20"/>
+        </w:rPr>
+        <w:t xml:space="preserve">• </w:t>
+      </w:r>
+      <w:r>
+        <w:rPr>
+          <w:rFonts w:ascii="Arial" w:cs="Arial" w:eastAsia="Arial" w:hAnsi="Arial"/>
+          <w:sz w:val="20"/>
+          <w:szCs w:val="20"/>
+        </w:rPr>
+        <w:t xml:space="preserve">[ ] Consider feedback for next project</w:t>
+      </w:r>
+    </w:p>
+    <w:p>
+      <w:pPr>
+        <w:spacing w:after="60"/>
+      </w:pPr>
+      <w:r>
+        <w:rPr>
+          <w:rFonts w:ascii="Arial" w:cs="Arial" w:eastAsia="Arial" w:hAnsi="Arial"/>
+          <w:sz w:val="20"/>
+          <w:szCs w:val="20"/>
+        </w:rPr>
+        <w:t xml:space="preserve">Your classmates will give you feedback on:</w:t>
+      </w:r>
+    </w:p>
+    <w:p>
+      <w:pPr>
+        <w:spacing w:after="60"/>
+      </w:pPr>
+      <w:r>
+        <w:rPr>
+          <w:rFonts w:ascii="Arial" w:cs="Arial" w:eastAsia="Arial" w:hAnsi="Arial"/>
+          <w:sz w:val="20"/>
+          <w:szCs w:val="20"/>
+        </w:rPr>
+        <w:t xml:space="preserve">Functionality: Does it work?</w:t>
+      </w:r>
+    </w:p>
+    <w:p>
+      <w:pPr>
+        <w:spacing w:after="60"/>
+      </w:pPr>
+      <w:r>
+        <w:rPr>
+          <w:rFonts w:ascii="Arial" w:cs="Arial" w:eastAsia="Arial" w:hAnsi="Arial"/>
+          <w:sz w:val="20"/>
+          <w:szCs w:val="20"/>
+        </w:rPr>
+        <w:t xml:space="preserve">Code Quality: Is it well-written?</w:t>
+      </w:r>
+    </w:p>
+    <w:p>
+      <w:pPr>
+        <w:spacing w:after="60"/>
+      </w:pPr>
+      <w:r>
+        <w:rPr>
+          <w:rFonts w:ascii="Arial" w:cs="Arial" w:eastAsia="Arial" w:hAnsi="Arial"/>
+          <w:sz w:val="20"/>
+          <w:szCs w:val="20"/>
+        </w:rPr>
+        <w:t xml:space="preserve">Creativity: Is it interesting?</w:t>
+      </w:r>
+    </w:p>
+    <w:p>
+      <w:pPr>
+        <w:spacing w:after="60"/>
+      </w:pPr>
+      <w:r>
+        <w:rPr>
+          <w:rFonts w:ascii="Arial" w:cs="Arial" w:eastAsia="Arial" w:hAnsi="Arial"/>
+          <w:sz w:val="20"/>
+          <w:szCs w:val="20"/>
+        </w:rPr>
+        <w:t xml:space="preserve">Completeness: Does it meet requirements?</w:t>
+      </w:r>
+    </w:p>
+    <w:p>
+      <w:pPr>
+        <w:spacing w:after="60"/>
+      </w:pPr>
+      <w:r>
+        <w:rPr>
+          <w:rFonts w:ascii="Arial" w:cs="Arial" w:eastAsia="Arial" w:hAnsi="Arial"/>
+          <w:sz w:val="20"/>
+          <w:szCs w:val="20"/>
+        </w:rPr>
+        <w:t xml:space="preserve">Presentation: Is it well-explained?</w:t>
+      </w:r>
+    </w:p>
+    <w:p>
+      <w:pPr>
+        <w:spacing w:after="60"/>
+      </w:pPr>
+      <w:r>
+        <w:rPr>
+          <w:rFonts w:ascii="Arial" w:cs="Arial" w:eastAsia="Arial" w:hAnsi="Arial"/>
+          <w:sz w:val="20"/>
+          <w:szCs w:val="20"/>
+        </w:rPr>
+        <w:t xml:space="preserve">After presentations:</w:t>
+      </w:r>
+    </w:p>
+    <w:p>
+      <w:pPr>
+        <w:spacing w:after="60"/>
+      </w:pPr>
+      <w:r>
+        <w:rPr>
+          <w:rFonts w:ascii="Arial" w:cs="Arial" w:eastAsia="Arial" w:hAnsi="Arial"/>
+          <w:sz w:val="20"/>
+          <w:szCs w:val="20"/>
+        </w:rPr>
+        <w:t xml:space="preserve">1. Consider peer feedback</w:t>
+      </w:r>
+    </w:p>
+    <w:p>
+      <w:pPr>
+        <w:spacing w:after="60"/>
+      </w:pPr>
+      <w:r>
+        <w:rPr>
+          <w:rFonts w:ascii="Arial" w:cs="Arial" w:eastAsia="Arial" w:hAnsi="Arial"/>
+          <w:sz w:val="20"/>
+          <w:szCs w:val="20"/>
+        </w:rPr>
+        <w:t xml:space="preserve">2. Document what you'd improve</w:t>
+      </w:r>
+    </w:p>
+    <w:p>
+      <w:pPr>
+        <w:spacing w:after="60"/>
+      </w:pPr>
+      <w:r>
+        <w:rPr>
+          <w:rFonts w:ascii="Arial" w:cs="Arial" w:eastAsia="Arial" w:hAnsi="Arial"/>
+          <w:sz w:val="20"/>
+          <w:szCs w:val="20"/>
+        </w:rPr>
+        <w:t xml:space="preserve">3. Keep your program as portfolio piece</w:t>
+      </w:r>
+    </w:p>
+    <w:p>
+      <w:pPr>
+        <w:spacing w:after="60"/>
+      </w:pPr>
+      <w:r>
+        <w:rPr>
+          <w:rFonts w:ascii="Arial" w:cs="Arial" w:eastAsia="Arial" w:hAnsi="Arial"/>
+          <w:sz w:val="20"/>
+          <w:szCs w:val="20"/>
+        </w:rPr>
+        <w:t xml:space="preserve">4. Prepare for Unit 3 Assessment (Days 66-70)</w:t>
+      </w:r>
+    </w:p>
+    <w:p>
+      <w:pPr>
+        <w:spacing w:after="60"/>
+      </w:pPr>
+      <w:r>
+        <w:rPr>
+          <w:rFonts w:ascii="Arial" w:cs="Arial" w:eastAsia="Arial" w:hAnsi="Arial"/>
+          <w:sz w:val="20"/>
+          <w:szCs w:val="20"/>
+        </w:rPr>
+        <w:t xml:space="preserve">You've completed:</w:t>
+      </w:r>
+    </w:p>
+    <w:p>
+      <w:pPr>
+        <w:spacing w:after="60"/>
+        <w:ind w:left="360"/>
+      </w:pPr>
+      <w:r>
+        <w:rPr>
+          <w:rFonts w:ascii="Arial" w:cs="Arial" w:eastAsia="Arial" w:hAnsi="Arial"/>
+          <w:sz w:val="20"/>
+          <w:szCs w:val="20"/>
+        </w:rPr>
+        <w:t xml:space="preserve">• </w:t>
+      </w:r>
+      <w:r>
+        <w:rPr>
+          <w:rFonts w:ascii="Arial" w:cs="Arial" w:eastAsia="Arial" w:hAnsi="Arial"/>
+          <w:sz w:val="20"/>
+          <w:szCs w:val="20"/>
+        </w:rPr>
+        <w:t xml:space="preserve">5 weeks of conditional logic</w:t>
+      </w:r>
+    </w:p>
+    <w:p>
+      <w:pPr>
+        <w:spacing w:after="60"/>
+        <w:ind w:left="360"/>
+      </w:pPr>
+      <w:r>
+        <w:rPr>
+          <w:rFonts w:ascii="Arial" w:cs="Arial" w:eastAsia="Arial" w:hAnsi="Arial"/>
+          <w:sz w:val="20"/>
+          <w:szCs w:val="20"/>
+        </w:rPr>
+        <w:t xml:space="preserve">• </w:t>
+      </w:r>
+      <w:r>
+        <w:rPr>
+          <w:rFonts w:ascii="Arial" w:cs="Arial" w:eastAsia="Arial" w:hAnsi="Arial"/>
+          <w:sz w:val="20"/>
+          <w:szCs w:val="20"/>
+        </w:rPr>
+        <w:t xml:space="preserve">Boolean expressions and operators</w:t>
+      </w:r>
+    </w:p>
+    <w:p>
+      <w:pPr>
+        <w:spacing w:after="60"/>
+        <w:ind w:left="360"/>
+      </w:pPr>
+      <w:r>
+        <w:rPr>
+          <w:rFonts w:ascii="Arial" w:cs="Arial" w:eastAsia="Arial" w:hAnsi="Arial"/>
+          <w:sz w:val="20"/>
+          <w:szCs w:val="20"/>
+        </w:rPr>
+        <w:t xml:space="preserve">• </w:t>
+      </w:r>
+      <w:r>
+        <w:rPr>
+          <w:rFonts w:ascii="Arial" w:cs="Arial" w:eastAsia="Arial" w:hAnsi="Arial"/>
+          <w:sz w:val="20"/>
+          <w:szCs w:val="20"/>
+        </w:rPr>
+        <w:t xml:space="preserve">if/else/elif statements</w:t>
+      </w:r>
+    </w:p>
+    <w:p>
+      <w:pPr>
+        <w:spacing w:after="60"/>
+        <w:ind w:left="360"/>
+      </w:pPr>
+      <w:r>
+        <w:rPr>
+          <w:rFonts w:ascii="Arial" w:cs="Arial" w:eastAsia="Arial" w:hAnsi="Arial"/>
+          <w:sz w:val="20"/>
+          <w:szCs w:val="20"/>
+        </w:rPr>
+        <w:t xml:space="preserve">• </w:t>
+      </w:r>
+      <w:r>
+        <w:rPr>
+          <w:rFonts w:ascii="Arial" w:cs="Arial" w:eastAsia="Arial" w:hAnsi="Arial"/>
+          <w:sz w:val="20"/>
+          <w:szCs w:val="20"/>
+        </w:rPr>
+        <w:t xml:space="preserve">Nested conditionals and complex logic</w:t>
+      </w:r>
+    </w:p>
+    <w:p>
+      <w:pPr>
+        <w:spacing w:after="60"/>
+        <w:ind w:left="360"/>
+      </w:pPr>
+      <w:r>
+        <w:rPr>
+          <w:rFonts w:ascii="Arial" w:cs="Arial" w:eastAsia="Arial" w:hAnsi="Arial"/>
+          <w:sz w:val="20"/>
+          <w:szCs w:val="20"/>
+        </w:rPr>
+        <w:t xml:space="preserve">• </w:t>
+      </w:r>
+      <w:r>
+        <w:rPr>
+          <w:rFonts w:ascii="Arial" w:cs="Arial" w:eastAsia="Arial" w:hAnsi="Arial"/>
+          <w:sz w:val="20"/>
+          <w:szCs w:val="20"/>
+        </w:rPr>
+        <w:t xml:space="preserve">Input validation</w:t>
+      </w:r>
+    </w:p>
+    <w:p>
+      <w:pPr>
+        <w:spacing w:after="60"/>
+        <w:ind w:left="360"/>
+      </w:pPr>
+      <w:r>
+        <w:rPr>
+          <w:rFonts w:ascii="Arial" w:cs="Arial" w:eastAsia="Arial" w:hAnsi="Arial"/>
+          <w:sz w:val="20"/>
+          <w:szCs w:val="20"/>
+        </w:rPr>
+        <w:t xml:space="preserve">• </w:t>
+      </w:r>
+      <w:r>
+        <w:rPr>
+          <w:rFonts w:ascii="Arial" w:cs="Arial" w:eastAsia="Arial" w:hAnsi="Arial"/>
+          <w:sz w:val="20"/>
+          <w:szCs w:val="20"/>
+        </w:rPr>
+        <w:t xml:space="preserve">Real-world applications (games, menus, systems)</w:t>
+      </w:r>
+    </w:p>
+    <w:p>
+      <w:pPr>
+        <w:spacing w:after="60"/>
+        <w:ind w:left="360"/>
+      </w:pPr>
+      <w:r>
+        <w:rPr>
+          <w:rFonts w:ascii="Arial" w:cs="Arial" w:eastAsia="Arial" w:hAnsi="Arial"/>
+          <w:sz w:val="20"/>
+          <w:szCs w:val="20"/>
+        </w:rPr>
+        <w:t xml:space="preserve">• </w:t>
+      </w:r>
+      <w:r>
+        <w:rPr>
+          <w:rFonts w:ascii="Arial" w:cs="Arial" w:eastAsia="Arial" w:hAnsi="Arial"/>
+          <w:sz w:val="20"/>
+          <w:szCs w:val="20"/>
+        </w:rPr>
+        <w:t xml:space="preserve">Independent projects</w:t>
+      </w:r>
+    </w:p>
+    <w:p>
+      <w:pPr>
+        <w:spacing w:after="60"/>
+      </w:pPr>
+      <w:r>
+        <w:rPr>
+          <w:rFonts w:ascii="Arial" w:cs="Arial" w:eastAsia="Arial" w:hAnsi="Arial"/>
+          <w:sz w:val="20"/>
+          <w:szCs w:val="20"/>
+        </w:rPr>
+        <w:t xml:space="preserve">You now understand one of the most fundamental concepts in programming!</w:t>
+      </w:r>
+    </w:p>
+    <w:p>
+      <w:pPr>
+        <w:spacing w:after="60"/>
+      </w:pPr>
+      <w:r>
+        <w:rPr>
+          <w:rFonts w:ascii="Arial" w:cs="Arial" w:eastAsia="Arial" w:hAnsi="Arial"/>
+          <w:sz w:val="20"/>
+          <w:szCs w:val="20"/>
+        </w:rPr>
+        <w:t xml:space="preserve">By end of this week, you should be able to:</w:t>
+      </w:r>
+    </w:p>
+    <w:p>
+      <w:pPr>
+        <w:spacing w:after="60"/>
+        <w:ind w:left="360"/>
+      </w:pPr>
+      <w:r>
+        <w:rPr>
+          <w:rFonts w:ascii="Arial" w:cs="Arial" w:eastAsia="Arial" w:hAnsi="Arial"/>
+          <w:sz w:val="20"/>
+          <w:szCs w:val="20"/>
+        </w:rPr>
+        <w:t xml:space="preserve">• </w:t>
+      </w:r>
+      <w:r>
+        <w:rPr>
+          <w:rFonts w:ascii="Arial" w:cs="Arial" w:eastAsia="Arial" w:hAnsi="Arial"/>
+          <w:sz w:val="20"/>
+          <w:szCs w:val="20"/>
+        </w:rPr>
+        <w:t xml:space="preserve">[ ] Evaluate Boolean expressions confidently</w:t>
+      </w:r>
+    </w:p>
+    <w:p>
+      <w:pPr>
+        <w:spacing w:after="60"/>
+        <w:ind w:left="360"/>
+      </w:pPr>
+      <w:r>
+        <w:rPr>
+          <w:rFonts w:ascii="Arial" w:cs="Arial" w:eastAsia="Arial" w:hAnsi="Arial"/>
+          <w:sz w:val="20"/>
+          <w:szCs w:val="20"/>
+        </w:rPr>
+        <w:t xml:space="preserve">• </w:t>
+      </w:r>
+      <w:r>
+        <w:rPr>
+          <w:rFonts w:ascii="Arial" w:cs="Arial" w:eastAsia="Arial" w:hAnsi="Arial"/>
+          <w:sz w:val="20"/>
+          <w:szCs w:val="20"/>
+        </w:rPr>
+        <w:t xml:space="preserve">[ ] Write if/elif/else chains that work correctly</w:t>
+      </w:r>
+    </w:p>
+    <w:p>
+      <w:pPr>
+        <w:spacing w:after="60"/>
+        <w:ind w:left="360"/>
+      </w:pPr>
+      <w:r>
+        <w:rPr>
+          <w:rFonts w:ascii="Arial" w:cs="Arial" w:eastAsia="Arial" w:hAnsi="Arial"/>
+          <w:sz w:val="20"/>
+          <w:szCs w:val="20"/>
+        </w:rPr>
+        <w:t xml:space="preserve">• </w:t>
+      </w:r>
+      <w:r>
+        <w:rPr>
+          <w:rFonts w:ascii="Arial" w:cs="Arial" w:eastAsia="Arial" w:hAnsi="Arial"/>
+          <w:sz w:val="20"/>
+          <w:szCs w:val="20"/>
+        </w:rPr>
+        <w:t xml:space="preserve">[ ] Validate user input</w:t>
+      </w:r>
+    </w:p>
+    <w:p>
+      <w:pPr>
+        <w:spacing w:after="60"/>
+        <w:ind w:left="360"/>
+      </w:pPr>
+      <w:r>
+        <w:rPr>
+          <w:rFonts w:ascii="Arial" w:cs="Arial" w:eastAsia="Arial" w:hAnsi="Arial"/>
+          <w:sz w:val="20"/>
+          <w:szCs w:val="20"/>
+        </w:rPr>
+        <w:t xml:space="preserve">• </w:t>
+      </w:r>
+      <w:r>
+        <w:rPr>
+          <w:rFonts w:ascii="Arial" w:cs="Arial" w:eastAsia="Arial" w:hAnsi="Arial"/>
+          <w:sz w:val="20"/>
+          <w:szCs w:val="20"/>
+        </w:rPr>
+        <w:t xml:space="preserve">[ ] Build interactive programs</w:t>
+      </w:r>
+    </w:p>
+    <w:p>
+      <w:pPr>
+        <w:spacing w:after="60"/>
+        <w:ind w:left="360"/>
+      </w:pPr>
+      <w:r>
+        <w:rPr>
+          <w:rFonts w:ascii="Arial" w:cs="Arial" w:eastAsia="Arial" w:hAnsi="Arial"/>
+          <w:sz w:val="20"/>
+          <w:szCs w:val="20"/>
+        </w:rPr>
+        <w:t xml:space="preserve">• </w:t>
+      </w:r>
+      <w:r>
+        <w:rPr>
+          <w:rFonts w:ascii="Arial" w:cs="Arial" w:eastAsia="Arial" w:hAnsi="Arial"/>
+          <w:sz w:val="20"/>
+          <w:szCs w:val="20"/>
+        </w:rPr>
+        <w:t xml:space="preserve">[ ] Explain your conditional logic to others</w:t>
+      </w:r>
+    </w:p>
+    <w:p>
+      <w:pPr>
+        <w:spacing w:after="60"/>
+        <w:ind w:left="360"/>
+      </w:pPr>
+      <w:r>
+        <w:rPr>
+          <w:rFonts w:ascii="Arial" w:cs="Arial" w:eastAsia="Arial" w:hAnsi="Arial"/>
+          <w:sz w:val="20"/>
+          <w:szCs w:val="20"/>
+        </w:rPr>
+        <w:t xml:space="preserve">• </w:t>
+      </w:r>
+      <w:r>
+        <w:rPr>
+          <w:rFonts w:ascii="Arial" w:cs="Arial" w:eastAsia="Arial" w:hAnsi="Arial"/>
+          <w:sz w:val="20"/>
+          <w:szCs w:val="20"/>
+        </w:rPr>
+        <w:t xml:space="preserve">[ ] Design decision logic before coding</w:t>
+      </w:r>
+    </w:p>
+    <w:p>
+      <w:pPr>
+        <w:spacing w:after="60"/>
+        <w:ind w:left="360"/>
+      </w:pPr>
+      <w:r>
+        <w:rPr>
+          <w:rFonts w:ascii="Arial" w:cs="Arial" w:eastAsia="Arial" w:hAnsi="Arial"/>
+          <w:sz w:val="20"/>
+          <w:szCs w:val="20"/>
+        </w:rPr>
+        <w:t xml:space="preserve">• </w:t>
+      </w:r>
+      <w:r>
+        <w:rPr>
+          <w:rFonts w:ascii="Arial" w:cs="Arial" w:eastAsia="Arial" w:hAnsi="Arial"/>
+          <w:sz w:val="20"/>
+          <w:szCs w:val="20"/>
+        </w:rPr>
+        <w:t xml:space="preserve">[ ] Debug conditional errors</w:t>
+      </w:r>
+    </w:p>
+    <w:p>
+      <w:pPr>
+        <w:spacing w:after="60"/>
+        <w:ind w:left="360"/>
+      </w:pPr>
+      <w:r>
+        <w:rPr>
+          <w:rFonts w:ascii="Arial" w:cs="Arial" w:eastAsia="Arial" w:hAnsi="Arial"/>
+          <w:sz w:val="20"/>
+          <w:szCs w:val="20"/>
+        </w:rPr>
+        <w:t xml:space="preserve">• </w:t>
+      </w:r>
+      <w:r>
+        <w:rPr>
+          <w:rFonts w:ascii="Arial" w:cs="Arial" w:eastAsia="Arial" w:hAnsi="Arial"/>
+          <w:sz w:val="20"/>
+          <w:szCs w:val="20"/>
+        </w:rPr>
+        <w:t xml:space="preserve">[ ] Apply conditionals to real problems</w:t>
+      </w:r>
+    </w:p>
+    <w:p>
+      <w:pPr>
+        <w:spacing w:after="60"/>
+      </w:pPr>
+      <w:r>
+        <w:rPr>
+          <w:rFonts w:ascii="Arial" w:cs="Arial" w:eastAsia="Arial" w:hAnsi="Arial"/>
+          <w:sz w:val="20"/>
+          <w:szCs w:val="20"/>
+        </w:rPr>
+        <w:t xml:space="preserve">Conditionals are how programs make decisions. You've mastered them. Next unit: loops—how programs repeat decisions!</w:t>
+      </w:r>
+    </w:p>
+    <w:p>
+      <w:pPr>
+        <w:spacing w:after="60"/>
+      </w:pPr>
+      <w:r>
+        <w:rPr>
+          <w:rFonts w:ascii="Arial" w:cs="Arial" w:eastAsia="Arial" w:hAnsi="Arial"/>
+          <w:sz w:val="20"/>
+          <w:szCs w:val="20"/>
+        </w:rPr>
+        <w:t xml:space="preserve">*Great work this week! You've built real programs that make intelligent decisions. That's the heart of programming.*</w:t>
+      </w:r>
+    </w:p>
+    <w:p>
+      <w:pPr>
+        <w:spacing w:after="160"/>
       </w:pPr>
     </w:p>
     <w:p>
